--- a/lessons/5-7/downloads/reveal/teacher/5.7-homework-packet-level-1.docx
+++ b/lessons/5-7/downloads/reveal/teacher/5.7-homework-packet-level-1.docx
@@ -78,14 +78,15 @@
           <w:caps/>
           <w:color w:val="003A70"/>
           <w:spacing w:val="12"/>
-          <w:sz w:val="21"/>
+          <w:sz w:val="22"/>
           <w:szCs w:val="21"/>
         </w:rPr>
-        <w:t xml:space="preserve">Lesson 5-7  ·  Homework Packet  ·  Level 1  ·  Sheet 1 of 2</w:t>
+        <w:t xml:space="preserve">Lesson 5-7  ·  Homework Packet  ·  Supported  ·  Session 1 · pages 1–2</w:t>
       </w:r>
     </w:p>
     <w:p>
       <w:pPr>
+        <w:pStyle w:val="Heading1"/>
         <w:keepNext/>
         <w:spacing w:before="0" w:after="10" w:line="240" w:lineRule="auto"/>
       </w:pPr>
@@ -111,7 +112,7 @@
         <w:rPr>
           <w:rFonts w:ascii="Avenir Next" w:hAnsi="Avenir Next" w:cs="Avenir Next" w:eastAsia="Avenir Next"/>
           <w:color w:val="5A5F66"/>
-          <w:sz w:val="17"/>
+          <w:sz w:val="22"/>
           <w:szCs w:val="17"/>
         </w:rPr>
         <w:t xml:space="preserve">Maryland Standard 6.G.A.4   ·   Learning target — I can find the surface area of a rectangular prism by adding the areas of its six faces.</w:t>
@@ -158,6 +159,7 @@
           </w:tcPr>
           <w:p>
             <w:pPr>
+              <w:pStyle w:val="Heading2"/>
               <w:spacing w:before="0" w:after="40" w:line="264" w:lineRule="auto"/>
             </w:pPr>
             <w:r>
@@ -185,18 +187,18 @@
                 <w:rFonts w:ascii="Avenir Next" w:hAnsi="Avenir Next" w:cs="Avenir Next" w:eastAsia="Avenir Next"/>
                 <w:b/>
                 <w:color w:val="003A70"/>
+                <w:sz w:val="22"/>
+                <w:szCs w:val="18"/>
+              </w:rPr>
+              <w:t xml:space="preserve">•</w:t>
+            </w:r>
+            <w:r>
+              <w:rPr>
+                <w:rFonts w:ascii="Avenir Next" w:hAnsi="Avenir Next" w:cs="Avenir Next" w:eastAsia="Avenir Next"/>
+                <w:color w:val="1A1A1A"/>
                 <w:sz w:val="18"/>
                 <w:szCs w:val="18"/>
               </w:rPr>
-              <w:t xml:space="preserve">•</w:t>
-            </w:r>
-            <w:r>
-              <w:rPr>
-                <w:rFonts w:ascii="Avenir Next" w:hAnsi="Avenir Next" w:cs="Avenir Next" w:eastAsia="Avenir Next"/>
-                <w:color w:val="1A1A1A"/>
-                <w:sz w:val="18"/>
-                <w:szCs w:val="18"/>
-              </w:rPr>
               <w:tab/>
             </w:r>
             <w:r>
@@ -204,7 +206,7 @@
                 <w:rFonts w:ascii="Avenir Next" w:hAnsi="Avenir Next" w:cs="Avenir Next" w:eastAsia="Avenir Next"/>
                 <w:b/>
                 <w:color w:val="1A1A1A"/>
-                <w:sz w:val="18"/>
+                <w:sz w:val="22"/>
                 <w:szCs w:val="18"/>
               </w:rPr>
               <w:t xml:space="preserve">Surface area</w:t>
@@ -213,7 +215,7 @@
               <w:rPr>
                 <w:rFonts w:ascii="Avenir Next" w:hAnsi="Avenir Next" w:cs="Avenir Next" w:eastAsia="Avenir Next"/>
                 <w:color w:val="1A1A1A"/>
-                <w:sz w:val="18"/>
+                <w:sz w:val="22"/>
                 <w:szCs w:val="18"/>
               </w:rPr>
               <w:t xml:space="preserve"> is the total area of all the faces, in </w:t>
@@ -223,7 +225,7 @@
                 <w:rFonts w:ascii="Avenir Next" w:hAnsi="Avenir Next" w:cs="Avenir Next" w:eastAsia="Avenir Next"/>
                 <w:b/>
                 <w:color w:val="1A1A1A"/>
-                <w:sz w:val="18"/>
+                <w:sz w:val="22"/>
                 <w:szCs w:val="18"/>
               </w:rPr>
               <w:t xml:space="preserve">square units</w:t>
@@ -232,7 +234,7 @@
               <w:rPr>
                 <w:rFonts w:ascii="Avenir Next" w:hAnsi="Avenir Next" w:cs="Avenir Next" w:eastAsia="Avenir Next"/>
                 <w:color w:val="1A1A1A"/>
-                <w:sz w:val="18"/>
+                <w:sz w:val="22"/>
                 <w:szCs w:val="18"/>
               </w:rPr>
               <w:t xml:space="preserve">.</w:t>
@@ -251,25 +253,25 @@
                 <w:rFonts w:ascii="Avenir Next" w:hAnsi="Avenir Next" w:cs="Avenir Next" w:eastAsia="Avenir Next"/>
                 <w:b/>
                 <w:color w:val="003A70"/>
+                <w:sz w:val="22"/>
+                <w:szCs w:val="18"/>
+              </w:rPr>
+              <w:t xml:space="preserve">•</w:t>
+            </w:r>
+            <w:r>
+              <w:rPr>
+                <w:rFonts w:ascii="Avenir Next" w:hAnsi="Avenir Next" w:cs="Avenir Next" w:eastAsia="Avenir Next"/>
+                <w:color w:val="1A1A1A"/>
                 <w:sz w:val="18"/>
                 <w:szCs w:val="18"/>
               </w:rPr>
-              <w:t xml:space="preserve">•</w:t>
-            </w:r>
-            <w:r>
-              <w:rPr>
-                <w:rFonts w:ascii="Avenir Next" w:hAnsi="Avenir Next" w:cs="Avenir Next" w:eastAsia="Avenir Next"/>
-                <w:color w:val="1A1A1A"/>
-                <w:sz w:val="18"/>
-                <w:szCs w:val="18"/>
-              </w:rPr>
               <w:tab/>
             </w:r>
             <w:r>
               <w:rPr>
                 <w:rFonts w:ascii="Avenir Next" w:hAnsi="Avenir Next" w:cs="Avenir Next" w:eastAsia="Avenir Next"/>
                 <w:color w:val="1A1A1A"/>
-                <w:sz w:val="18"/>
+                <w:sz w:val="22"/>
                 <w:szCs w:val="18"/>
               </w:rPr>
               <w:t xml:space="preserve">A rectangular prism has 3 pairs of matching faces: </w:t>
@@ -279,7 +281,7 @@
                 <w:rFonts w:ascii="Avenir Next" w:hAnsi="Avenir Next" w:cs="Avenir Next" w:eastAsia="Avenir Next"/>
                 <w:b/>
                 <w:color w:val="1A1A1A"/>
-                <w:sz w:val="18"/>
+                <w:sz w:val="22"/>
                 <w:szCs w:val="18"/>
               </w:rPr>
               <w:t xml:space="preserve">SA = 2lw + 2lh + 2wh</w:t>
@@ -288,7 +290,7 @@
               <w:rPr>
                 <w:rFonts w:ascii="Avenir Next" w:hAnsi="Avenir Next" w:cs="Avenir Next" w:eastAsia="Avenir Next"/>
                 <w:color w:val="1A1A1A"/>
-                <w:sz w:val="18"/>
+                <w:sz w:val="22"/>
                 <w:szCs w:val="18"/>
               </w:rPr>
               <w:t xml:space="preserve">.</w:t>
@@ -303,6 +305,7 @@
           </w:tcPr>
           <w:p>
             <w:pPr>
+              <w:pStyle w:val="Heading2"/>
               <w:spacing w:before="0" w:after="40" w:line="264" w:lineRule="auto"/>
             </w:pPr>
             <w:r>
@@ -325,7 +328,7 @@
               <w:rPr>
                 <w:rFonts w:ascii="Avenir Next" w:hAnsi="Avenir Next" w:cs="Avenir Next" w:eastAsia="Avenir Next"/>
                 <w:color w:val="1A1A1A"/>
-                <w:sz w:val="17"/>
+                <w:sz w:val="22"/>
                 <w:szCs w:val="17"/>
               </w:rPr>
               <w:t xml:space="preserve">A box is 8 in × 3 in × 2 in. Find its surface area.</w:t>
@@ -344,25 +347,25 @@
                 <w:rFonts w:ascii="Avenir Next" w:hAnsi="Avenir Next" w:cs="Avenir Next" w:eastAsia="Avenir Next"/>
                 <w:b/>
                 <w:color w:val="003A70"/>
+                <w:sz w:val="22"/>
+                <w:szCs w:val="17"/>
+              </w:rPr>
+              <w:t xml:space="preserve">Step 1</w:t>
+            </w:r>
+            <w:r>
+              <w:rPr>
+                <w:rFonts w:ascii="Avenir Next" w:hAnsi="Avenir Next" w:cs="Avenir Next" w:eastAsia="Avenir Next"/>
+                <w:color w:val="1A1A1A"/>
                 <w:sz w:val="17"/>
                 <w:szCs w:val="17"/>
               </w:rPr>
-              <w:t xml:space="preserve">Step 1</w:t>
-            </w:r>
-            <w:r>
-              <w:rPr>
-                <w:rFonts w:ascii="Avenir Next" w:hAnsi="Avenir Next" w:cs="Avenir Next" w:eastAsia="Avenir Next"/>
-                <w:color w:val="1A1A1A"/>
-                <w:sz w:val="17"/>
-                <w:szCs w:val="17"/>
-              </w:rPr>
               <w:tab/>
             </w:r>
             <w:r>
               <w:rPr>
                 <w:rFonts w:ascii="Avenir Next" w:hAnsi="Avenir Next" w:cs="Avenir Next" w:eastAsia="Avenir Next"/>
                 <w:color w:val="1A1A1A"/>
-                <w:sz w:val="17"/>
+                <w:sz w:val="22"/>
                 <w:szCs w:val="17"/>
               </w:rPr>
               <w:t xml:space="preserve">One face from each pair: 8 × 3 = 24, 8 × 2 = 16, 3 × 2 = 6</w:t>
@@ -381,25 +384,25 @@
                 <w:rFonts w:ascii="Avenir Next" w:hAnsi="Avenir Next" w:cs="Avenir Next" w:eastAsia="Avenir Next"/>
                 <w:b/>
                 <w:color w:val="003A70"/>
+                <w:sz w:val="22"/>
+                <w:szCs w:val="17"/>
+              </w:rPr>
+              <w:t xml:space="preserve">Step 2</w:t>
+            </w:r>
+            <w:r>
+              <w:rPr>
+                <w:rFonts w:ascii="Avenir Next" w:hAnsi="Avenir Next" w:cs="Avenir Next" w:eastAsia="Avenir Next"/>
+                <w:color w:val="1A1A1A"/>
                 <w:sz w:val="17"/>
                 <w:szCs w:val="17"/>
               </w:rPr>
-              <w:t xml:space="preserve">Step 2</w:t>
-            </w:r>
-            <w:r>
-              <w:rPr>
-                <w:rFonts w:ascii="Avenir Next" w:hAnsi="Avenir Next" w:cs="Avenir Next" w:eastAsia="Avenir Next"/>
-                <w:color w:val="1A1A1A"/>
-                <w:sz w:val="17"/>
-                <w:szCs w:val="17"/>
-              </w:rPr>
               <w:tab/>
             </w:r>
             <w:r>
               <w:rPr>
                 <w:rFonts w:ascii="Avenir Next" w:hAnsi="Avenir Next" w:cs="Avenir Next" w:eastAsia="Avenir Next"/>
                 <w:color w:val="1A1A1A"/>
-                <w:sz w:val="17"/>
+                <w:sz w:val="22"/>
                 <w:szCs w:val="17"/>
               </w:rPr>
               <w:t xml:space="preserve">Add: 24 + 16 + 6 = 46</w:t>
@@ -418,25 +421,25 @@
                 <w:rFonts w:ascii="Avenir Next" w:hAnsi="Avenir Next" w:cs="Avenir Next" w:eastAsia="Avenir Next"/>
                 <w:b/>
                 <w:color w:val="003A70"/>
+                <w:sz w:val="22"/>
+                <w:szCs w:val="17"/>
+              </w:rPr>
+              <w:t xml:space="preserve">Step 3</w:t>
+            </w:r>
+            <w:r>
+              <w:rPr>
+                <w:rFonts w:ascii="Avenir Next" w:hAnsi="Avenir Next" w:cs="Avenir Next" w:eastAsia="Avenir Next"/>
+                <w:color w:val="1A1A1A"/>
                 <w:sz w:val="17"/>
                 <w:szCs w:val="17"/>
               </w:rPr>
-              <w:t xml:space="preserve">Step 3</w:t>
-            </w:r>
-            <w:r>
-              <w:rPr>
-                <w:rFonts w:ascii="Avenir Next" w:hAnsi="Avenir Next" w:cs="Avenir Next" w:eastAsia="Avenir Next"/>
-                <w:color w:val="1A1A1A"/>
-                <w:sz w:val="17"/>
-                <w:szCs w:val="17"/>
-              </w:rPr>
               <w:tab/>
             </w:r>
             <w:r>
               <w:rPr>
                 <w:rFonts w:ascii="Avenir Next" w:hAnsi="Avenir Next" w:cs="Avenir Next" w:eastAsia="Avenir Next"/>
                 <w:color w:val="1A1A1A"/>
-                <w:sz w:val="17"/>
+                <w:sz w:val="22"/>
                 <w:szCs w:val="17"/>
               </w:rPr>
               <w:t xml:space="preserve">Each face has a twin, so double: 2 × 46 = 92</w:t>
@@ -455,18 +458,18 @@
                 <w:rFonts w:ascii="Avenir Next" w:hAnsi="Avenir Next" w:cs="Avenir Next" w:eastAsia="Avenir Next"/>
                 <w:b/>
                 <w:color w:val="1A1A1A"/>
+                <w:sz w:val="22"/>
+                <w:szCs w:val="17"/>
+              </w:rPr>
+              <w:t xml:space="preserve">Answer</w:t>
+            </w:r>
+            <w:r>
+              <w:rPr>
+                <w:rFonts w:ascii="Avenir Next" w:hAnsi="Avenir Next" w:cs="Avenir Next" w:eastAsia="Avenir Next"/>
+                <w:color w:val="1A1A1A"/>
                 <w:sz w:val="17"/>
                 <w:szCs w:val="17"/>
               </w:rPr>
-              <w:t xml:space="preserve">Answer</w:t>
-            </w:r>
-            <w:r>
-              <w:rPr>
-                <w:rFonts w:ascii="Avenir Next" w:hAnsi="Avenir Next" w:cs="Avenir Next" w:eastAsia="Avenir Next"/>
-                <w:color w:val="1A1A1A"/>
-                <w:sz w:val="17"/>
-                <w:szCs w:val="17"/>
-              </w:rPr>
               <w:tab/>
             </w:r>
             <w:r>
@@ -474,7 +477,7 @@
                 <w:rFonts w:ascii="Avenir Next" w:hAnsi="Avenir Next" w:cs="Avenir Next" w:eastAsia="Avenir Next"/>
                 <w:b/>
                 <w:color w:val="1A1A1A"/>
-                <w:sz w:val="17"/>
+                <w:sz w:val="22"/>
                 <w:szCs w:val="17"/>
               </w:rPr>
               <w:t xml:space="preserve">92 in²</w:t>
@@ -524,6 +527,7 @@
           </w:tcPr>
           <w:p>
             <w:pPr>
+              <w:pStyle w:val="Heading2"/>
               <w:spacing w:before="0" w:after="40" w:line="264" w:lineRule="auto"/>
             </w:pPr>
             <w:r>
@@ -547,7 +551,7 @@
                 <w:rFonts w:ascii="Avenir Next" w:hAnsi="Avenir Next" w:cs="Avenir Next" w:eastAsia="Avenir Next"/>
                 <w:b/>
                 <w:color w:val="1A1A1A"/>
-                <w:sz w:val="21"/>
+                <w:sz w:val="22"/>
                 <w:szCs w:val="21"/>
               </w:rPr>
               <w:t xml:space="preserve">surface area</w:t>
@@ -556,7 +560,7 @@
               <w:rPr>
                 <w:rFonts w:ascii="Avenir Next" w:hAnsi="Avenir Next" w:cs="Avenir Next" w:eastAsia="Avenir Next"/>
                 <w:color w:val="5A5F66"/>
-                <w:sz w:val="21"/>
+                <w:sz w:val="22"/>
                 <w:szCs w:val="21"/>
               </w:rPr>
               <w:t xml:space="preserve"> — </w:t>
@@ -565,7 +569,7 @@
               <w:rPr>
                 <w:rFonts w:ascii="Avenir Next" w:hAnsi="Avenir Next" w:cs="Avenir Next" w:eastAsia="Avenir Next"/>
                 <w:color w:val="1A1A1A"/>
-                <w:sz w:val="21"/>
+                <w:sz w:val="22"/>
                 <w:szCs w:val="21"/>
               </w:rPr>
               <w:t xml:space="preserve">the total area of all the faces</w:t>
@@ -580,7 +584,7 @@
                 <w:rFonts w:ascii="Avenir Next" w:hAnsi="Avenir Next" w:cs="Avenir Next" w:eastAsia="Avenir Next"/>
                 <w:b/>
                 <w:color w:val="1A1A1A"/>
-                <w:sz w:val="21"/>
+                <w:sz w:val="22"/>
                 <w:szCs w:val="21"/>
               </w:rPr>
               <w:t xml:space="preserve">face</w:t>
@@ -589,7 +593,7 @@
               <w:rPr>
                 <w:rFonts w:ascii="Avenir Next" w:hAnsi="Avenir Next" w:cs="Avenir Next" w:eastAsia="Avenir Next"/>
                 <w:color w:val="5A5F66"/>
-                <w:sz w:val="21"/>
+                <w:sz w:val="22"/>
                 <w:szCs w:val="21"/>
               </w:rPr>
               <w:t xml:space="preserve"> — </w:t>
@@ -598,7 +602,7 @@
               <w:rPr>
                 <w:rFonts w:ascii="Avenir Next" w:hAnsi="Avenir Next" w:cs="Avenir Next" w:eastAsia="Avenir Next"/>
                 <w:color w:val="1A1A1A"/>
-                <w:sz w:val="21"/>
+                <w:sz w:val="22"/>
                 <w:szCs w:val="21"/>
               </w:rPr>
               <w:t xml:space="preserve">a flat side of a solid</w:t>
@@ -624,7 +628,7 @@
                 <w:rFonts w:ascii="Avenir Next" w:hAnsi="Avenir Next" w:cs="Avenir Next" w:eastAsia="Avenir Next"/>
                 <w:b/>
                 <w:color w:val="1A1A1A"/>
-                <w:sz w:val="21"/>
+                <w:sz w:val="22"/>
                 <w:szCs w:val="21"/>
               </w:rPr>
               <w:t xml:space="preserve">pair</w:t>
@@ -633,7 +637,7 @@
               <w:rPr>
                 <w:rFonts w:ascii="Avenir Next" w:hAnsi="Avenir Next" w:cs="Avenir Next" w:eastAsia="Avenir Next"/>
                 <w:color w:val="5A5F66"/>
-                <w:sz w:val="21"/>
+                <w:sz w:val="22"/>
                 <w:szCs w:val="21"/>
               </w:rPr>
               <w:t xml:space="preserve"> — </w:t>
@@ -642,7 +646,7 @@
               <w:rPr>
                 <w:rFonts w:ascii="Avenir Next" w:hAnsi="Avenir Next" w:cs="Avenir Next" w:eastAsia="Avenir Next"/>
                 <w:color w:val="1A1A1A"/>
-                <w:sz w:val="21"/>
+                <w:sz w:val="22"/>
                 <w:szCs w:val="21"/>
               </w:rPr>
               <w:t xml:space="preserve">two matching faces</w:t>
@@ -657,7 +661,7 @@
                 <w:rFonts w:ascii="Avenir Next" w:hAnsi="Avenir Next" w:cs="Avenir Next" w:eastAsia="Avenir Next"/>
                 <w:b/>
                 <w:color w:val="1A1A1A"/>
-                <w:sz w:val="21"/>
+                <w:sz w:val="22"/>
                 <w:szCs w:val="21"/>
               </w:rPr>
               <w:t xml:space="preserve">square units</w:t>
@@ -666,7 +670,7 @@
               <w:rPr>
                 <w:rFonts w:ascii="Avenir Next" w:hAnsi="Avenir Next" w:cs="Avenir Next" w:eastAsia="Avenir Next"/>
                 <w:color w:val="5A5F66"/>
-                <w:sz w:val="21"/>
+                <w:sz w:val="22"/>
                 <w:szCs w:val="21"/>
               </w:rPr>
               <w:t xml:space="preserve"> — </w:t>
@@ -675,7 +679,7 @@
               <w:rPr>
                 <w:rFonts w:ascii="Avenir Next" w:hAnsi="Avenir Next" w:cs="Avenir Next" w:eastAsia="Avenir Next"/>
                 <w:color w:val="1A1A1A"/>
-                <w:sz w:val="21"/>
+                <w:sz w:val="22"/>
                 <w:szCs w:val="21"/>
               </w:rPr>
               <w:t xml:space="preserve">cm², in², ft²</w:t>
@@ -686,6 +690,7 @@
     </w:tbl>
     <w:p>
       <w:pPr>
+        <w:pStyle w:val="Heading2"/>
         <w:keepNext/>
         <w:pBdr>
           <w:bottom w:val="single" w:sz="8" w:space="3" w:color="003A70"/>
@@ -701,7 +706,7 @@
           <w:b/>
           <w:color w:val="003A70"/>
           <w:spacing w:val="14"/>
-          <w:sz w:val="21"/>
+          <w:sz w:val="22"/>
           <w:szCs w:val="21"/>
         </w:rPr>
         <w:t xml:space="preserve">PRACTICE</w:t>
@@ -720,7 +725,7 @@
           <w:rFonts w:ascii="Avenir Next" w:hAnsi="Avenir Next" w:cs="Avenir Next" w:eastAsia="Avenir Next"/>
           <w:i/>
           <w:color w:val="5A5F66"/>
-          <w:sz w:val="17"/>
+          <w:sz w:val="22"/>
           <w:szCs w:val="17"/>
         </w:rPr>
         <w:t xml:space="preserve">show your work · label units</w:t>
@@ -850,25 +855,25 @@
                       <w:rFonts w:ascii="Avenir Next" w:hAnsi="Avenir Next" w:cs="Avenir Next" w:eastAsia="Avenir Next"/>
                       <w:b/>
                       <w:color w:val="003A70"/>
+                      <w:sz w:val="22"/>
+                      <w:szCs w:val="18"/>
+                    </w:rPr>
+                    <w:t xml:space="preserve">Step 1</w:t>
+                  </w:r>
+                  <w:r>
+                    <w:rPr>
+                      <w:rFonts w:ascii="Avenir Next" w:hAnsi="Avenir Next" w:cs="Avenir Next" w:eastAsia="Avenir Next"/>
+                      <w:color w:val="1A1A1A"/>
                       <w:sz w:val="18"/>
                       <w:szCs w:val="18"/>
                     </w:rPr>
-                    <w:t xml:space="preserve">Step 1</w:t>
-                  </w:r>
-                  <w:r>
-                    <w:rPr>
-                      <w:rFonts w:ascii="Avenir Next" w:hAnsi="Avenir Next" w:cs="Avenir Next" w:eastAsia="Avenir Next"/>
-                      <w:color w:val="1A1A1A"/>
-                      <w:sz w:val="18"/>
-                      <w:szCs w:val="18"/>
-                    </w:rPr>
                     <w:tab/>
                   </w:r>
                   <w:r>
                     <w:rPr>
                       <w:rFonts w:ascii="Avenir Next" w:hAnsi="Avenir Next" w:cs="Avenir Next" w:eastAsia="Avenir Next"/>
                       <w:color w:val="1A1A1A"/>
-                      <w:sz w:val="21"/>
+                      <w:sz w:val="22"/>
                       <w:szCs w:val="21"/>
                     </w:rPr>
                     <w:t xml:space="preserve">Top and bottom: 2 × (10 × 4).</w:t>
@@ -888,25 +893,25 @@
                       <w:rFonts w:ascii="Avenir Next" w:hAnsi="Avenir Next" w:cs="Avenir Next" w:eastAsia="Avenir Next"/>
                       <w:b/>
                       <w:color w:val="003A70"/>
+                      <w:sz w:val="22"/>
+                      <w:szCs w:val="18"/>
+                    </w:rPr>
+                    <w:t xml:space="preserve">Step 2</w:t>
+                  </w:r>
+                  <w:r>
+                    <w:rPr>
+                      <w:rFonts w:ascii="Avenir Next" w:hAnsi="Avenir Next" w:cs="Avenir Next" w:eastAsia="Avenir Next"/>
+                      <w:color w:val="1A1A1A"/>
                       <w:sz w:val="18"/>
                       <w:szCs w:val="18"/>
                     </w:rPr>
-                    <w:t xml:space="preserve">Step 2</w:t>
-                  </w:r>
-                  <w:r>
-                    <w:rPr>
-                      <w:rFonts w:ascii="Avenir Next" w:hAnsi="Avenir Next" w:cs="Avenir Next" w:eastAsia="Avenir Next"/>
-                      <w:color w:val="1A1A1A"/>
-                      <w:sz w:val="18"/>
-                      <w:szCs w:val="18"/>
-                    </w:rPr>
                     <w:tab/>
                   </w:r>
                   <w:r>
                     <w:rPr>
                       <w:rFonts w:ascii="Avenir Next" w:hAnsi="Avenir Next" w:cs="Avenir Next" w:eastAsia="Avenir Next"/>
                       <w:color w:val="1A1A1A"/>
-                      <w:sz w:val="21"/>
+                      <w:sz w:val="22"/>
                       <w:szCs w:val="21"/>
                     </w:rPr>
                     <w:t xml:space="preserve">Front and back: 2 × (10 × 5).</w:t>
@@ -926,25 +931,25 @@
                       <w:rFonts w:ascii="Avenir Next" w:hAnsi="Avenir Next" w:cs="Avenir Next" w:eastAsia="Avenir Next"/>
                       <w:b/>
                       <w:color w:val="003A70"/>
+                      <w:sz w:val="22"/>
+                      <w:szCs w:val="18"/>
+                    </w:rPr>
+                    <w:t xml:space="preserve">Step 3</w:t>
+                  </w:r>
+                  <w:r>
+                    <w:rPr>
+                      <w:rFonts w:ascii="Avenir Next" w:hAnsi="Avenir Next" w:cs="Avenir Next" w:eastAsia="Avenir Next"/>
+                      <w:color w:val="1A1A1A"/>
                       <w:sz w:val="18"/>
                       <w:szCs w:val="18"/>
                     </w:rPr>
-                    <w:t xml:space="preserve">Step 3</w:t>
-                  </w:r>
-                  <w:r>
-                    <w:rPr>
-                      <w:rFonts w:ascii="Avenir Next" w:hAnsi="Avenir Next" w:cs="Avenir Next" w:eastAsia="Avenir Next"/>
-                      <w:color w:val="1A1A1A"/>
-                      <w:sz w:val="18"/>
-                      <w:szCs w:val="18"/>
-                    </w:rPr>
                     <w:tab/>
                   </w:r>
                   <w:r>
                     <w:rPr>
                       <w:rFonts w:ascii="Avenir Next" w:hAnsi="Avenir Next" w:cs="Avenir Next" w:eastAsia="Avenir Next"/>
                       <w:color w:val="1A1A1A"/>
-                      <w:sz w:val="21"/>
+                      <w:sz w:val="22"/>
                       <w:szCs w:val="21"/>
                     </w:rPr>
                     <w:t xml:space="preserve">Two ends: 2 × (4 × 5). Then add.</w:t>
@@ -1021,25 +1026,25 @@
                       <w:rFonts w:ascii="Avenir Next" w:hAnsi="Avenir Next" w:cs="Avenir Next" w:eastAsia="Avenir Next"/>
                       <w:b/>
                       <w:color w:val="1A1A1A"/>
+                      <w:sz w:val="22"/>
+                      <w:szCs w:val="18"/>
+                    </w:rPr>
+                    <w:t xml:space="preserve">Answer</w:t>
+                  </w:r>
+                  <w:r>
+                    <w:rPr>
+                      <w:rFonts w:ascii="Avenir Next" w:hAnsi="Avenir Next" w:cs="Avenir Next" w:eastAsia="Avenir Next"/>
+                      <w:color w:val="1A1A1A"/>
                       <w:sz w:val="18"/>
                       <w:szCs w:val="18"/>
                     </w:rPr>
-                    <w:t xml:space="preserve">Answer</w:t>
-                  </w:r>
-                  <w:r>
-                    <w:rPr>
-                      <w:rFonts w:ascii="Avenir Next" w:hAnsi="Avenir Next" w:cs="Avenir Next" w:eastAsia="Avenir Next"/>
-                      <w:color w:val="1A1A1A"/>
-                      <w:sz w:val="18"/>
-                      <w:szCs w:val="18"/>
-                    </w:rPr>
                     <w:tab/>
                   </w:r>
                   <w:r>
                     <w:rPr>
                       <w:rFonts w:ascii="Avenir Next" w:hAnsi="Avenir Next" w:cs="Avenir Next" w:eastAsia="Avenir Next"/>
                       <w:color w:val="1A1A1A"/>
-                      <w:sz w:val="18"/>
+                      <w:sz w:val="22"/>
                       <w:szCs w:val="18"/>
                     </w:rPr>
                     <w:t xml:space="preserve">  cm²</w:t>
@@ -1060,7 +1065,7 @@
                     <w:drawing>
                       <wp:inline distT="0" distB="0" distL="0" distR="0">
                         <wp:extent cx="1920240" cy="1083559"/>
-                        <wp:docPr id="1" name="Figure 1"/>
+                        <wp:docPr id="1" name="Figure 1" descr="Rectangular prism. Length 10 cm, width 4 cm, height 5 cm."/>
                         <a:graphic xmlns:a="http://schemas.openxmlformats.org/drawingml/2006/main">
                           <a:graphicData uri="http://schemas.openxmlformats.org/drawingml/2006/picture">
                             <pic:pic xmlns:pic="http://schemas.openxmlformats.org/drawingml/2006/picture">
@@ -1196,25 +1201,25 @@
                 <w:rFonts w:ascii="Avenir Next" w:hAnsi="Avenir Next" w:cs="Avenir Next" w:eastAsia="Avenir Next"/>
                 <w:b/>
                 <w:color w:val="003A70"/>
+                <w:sz w:val="22"/>
+                <w:szCs w:val="18"/>
+              </w:rPr>
+              <w:t xml:space="preserve">Step 1</w:t>
+            </w:r>
+            <w:r>
+              <w:rPr>
+                <w:rFonts w:ascii="Avenir Next" w:hAnsi="Avenir Next" w:cs="Avenir Next" w:eastAsia="Avenir Next"/>
+                <w:color w:val="1A1A1A"/>
                 <w:sz w:val="18"/>
                 <w:szCs w:val="18"/>
               </w:rPr>
-              <w:t xml:space="preserve">Step 1</w:t>
-            </w:r>
-            <w:r>
-              <w:rPr>
-                <w:rFonts w:ascii="Avenir Next" w:hAnsi="Avenir Next" w:cs="Avenir Next" w:eastAsia="Avenir Next"/>
-                <w:color w:val="1A1A1A"/>
-                <w:sz w:val="18"/>
-                <w:szCs w:val="18"/>
-              </w:rPr>
               <w:tab/>
             </w:r>
             <w:r>
               <w:rPr>
                 <w:rFonts w:ascii="Avenir Next" w:hAnsi="Avenir Next" w:cs="Avenir Next" w:eastAsia="Avenir Next"/>
                 <w:color w:val="1A1A1A"/>
-                <w:sz w:val="21"/>
+                <w:sz w:val="22"/>
                 <w:szCs w:val="21"/>
               </w:rPr>
               <w:t xml:space="preserve">Cube: 6 × (edge × edge).</w:t>
@@ -1234,25 +1239,25 @@
                 <w:rFonts w:ascii="Avenir Next" w:hAnsi="Avenir Next" w:cs="Avenir Next" w:eastAsia="Avenir Next"/>
                 <w:b/>
                 <w:color w:val="003A70"/>
+                <w:sz w:val="22"/>
+                <w:szCs w:val="18"/>
+              </w:rPr>
+              <w:t xml:space="preserve">Step 2</w:t>
+            </w:r>
+            <w:r>
+              <w:rPr>
+                <w:rFonts w:ascii="Avenir Next" w:hAnsi="Avenir Next" w:cs="Avenir Next" w:eastAsia="Avenir Next"/>
+                <w:color w:val="1A1A1A"/>
                 <w:sz w:val="18"/>
                 <w:szCs w:val="18"/>
               </w:rPr>
-              <w:t xml:space="preserve">Step 2</w:t>
-            </w:r>
-            <w:r>
-              <w:rPr>
-                <w:rFonts w:ascii="Avenir Next" w:hAnsi="Avenir Next" w:cs="Avenir Next" w:eastAsia="Avenir Next"/>
-                <w:color w:val="1A1A1A"/>
-                <w:sz w:val="18"/>
-                <w:szCs w:val="18"/>
-              </w:rPr>
               <w:tab/>
             </w:r>
             <w:r>
               <w:rPr>
                 <w:rFonts w:ascii="Avenir Next" w:hAnsi="Avenir Next" w:cs="Avenir Next" w:eastAsia="Avenir Next"/>
                 <w:color w:val="1A1A1A"/>
-                <w:sz w:val="21"/>
+                <w:sz w:val="22"/>
                 <w:szCs w:val="21"/>
               </w:rPr>
               <w:t xml:space="preserve">Prism: 2lw + 2lh + 2wh.</w:t>
@@ -1861,25 +1866,25 @@
                 <w:rFonts w:ascii="Avenir Next" w:hAnsi="Avenir Next" w:cs="Avenir Next" w:eastAsia="Avenir Next"/>
                 <w:b/>
                 <w:color w:val="003A70"/>
+                <w:sz w:val="22"/>
+                <w:szCs w:val="18"/>
+              </w:rPr>
+              <w:t xml:space="preserve">Step 1</w:t>
+            </w:r>
+            <w:r>
+              <w:rPr>
+                <w:rFonts w:ascii="Avenir Next" w:hAnsi="Avenir Next" w:cs="Avenir Next" w:eastAsia="Avenir Next"/>
+                <w:color w:val="1A1A1A"/>
                 <w:sz w:val="18"/>
                 <w:szCs w:val="18"/>
               </w:rPr>
-              <w:t xml:space="preserve">Step 1</w:t>
-            </w:r>
-            <w:r>
-              <w:rPr>
-                <w:rFonts w:ascii="Avenir Next" w:hAnsi="Avenir Next" w:cs="Avenir Next" w:eastAsia="Avenir Next"/>
-                <w:color w:val="1A1A1A"/>
-                <w:sz w:val="18"/>
-                <w:szCs w:val="18"/>
-              </w:rPr>
               <w:tab/>
             </w:r>
             <w:r>
               <w:rPr>
                 <w:rFonts w:ascii="Avenir Next" w:hAnsi="Avenir Next" w:cs="Avenir Next" w:eastAsia="Avenir Next"/>
                 <w:color w:val="1A1A1A"/>
-                <w:sz w:val="21"/>
+                <w:sz w:val="22"/>
                 <w:szCs w:val="21"/>
               </w:rPr>
               <w:t xml:space="preserve">Find the surface area of the box.</w:t>
@@ -1899,25 +1904,25 @@
                 <w:rFonts w:ascii="Avenir Next" w:hAnsi="Avenir Next" w:cs="Avenir Next" w:eastAsia="Avenir Next"/>
                 <w:b/>
                 <w:color w:val="003A70"/>
+                <w:sz w:val="22"/>
+                <w:szCs w:val="18"/>
+              </w:rPr>
+              <w:t xml:space="preserve">Step 2</w:t>
+            </w:r>
+            <w:r>
+              <w:rPr>
+                <w:rFonts w:ascii="Avenir Next" w:hAnsi="Avenir Next" w:cs="Avenir Next" w:eastAsia="Avenir Next"/>
+                <w:color w:val="1A1A1A"/>
                 <w:sz w:val="18"/>
                 <w:szCs w:val="18"/>
               </w:rPr>
-              <w:t xml:space="preserve">Step 2</w:t>
-            </w:r>
-            <w:r>
-              <w:rPr>
-                <w:rFonts w:ascii="Avenir Next" w:hAnsi="Avenir Next" w:cs="Avenir Next" w:eastAsia="Avenir Next"/>
-                <w:color w:val="1A1A1A"/>
-                <w:sz w:val="18"/>
-                <w:szCs w:val="18"/>
-              </w:rPr>
               <w:tab/>
             </w:r>
             <w:r>
               <w:rPr>
                 <w:rFonts w:ascii="Avenir Next" w:hAnsi="Avenir Next" w:cs="Avenir Next" w:eastAsia="Avenir Next"/>
                 <w:color w:val="1A1A1A"/>
-                <w:sz w:val="21"/>
+                <w:sz w:val="22"/>
                 <w:szCs w:val="21"/>
               </w:rPr>
               <w:t xml:space="preserve">Compare it to 400 in².</w:t>
@@ -1994,7 +1999,7 @@
                 <w:rFonts w:ascii="Avenir Next" w:hAnsi="Avenir Next" w:cs="Avenir Next" w:eastAsia="Avenir Next"/>
                 <w:b/>
                 <w:color w:val="1A1A1A"/>
-                <w:sz w:val="18"/>
+                <w:sz w:val="22"/>
                 <w:szCs w:val="18"/>
               </w:rPr>
               <w:t xml:space="preserve">Answer</w:t>
@@ -2117,25 +2122,25 @@
                 <w:rFonts w:ascii="Avenir Next" w:hAnsi="Avenir Next" w:cs="Avenir Next" w:eastAsia="Avenir Next"/>
                 <w:b/>
                 <w:color w:val="003A70"/>
+                <w:sz w:val="22"/>
+                <w:szCs w:val="18"/>
+              </w:rPr>
+              <w:t xml:space="preserve">Step 1</w:t>
+            </w:r>
+            <w:r>
+              <w:rPr>
+                <w:rFonts w:ascii="Avenir Next" w:hAnsi="Avenir Next" w:cs="Avenir Next" w:eastAsia="Avenir Next"/>
+                <w:color w:val="1A1A1A"/>
                 <w:sz w:val="18"/>
                 <w:szCs w:val="18"/>
               </w:rPr>
-              <w:t xml:space="preserve">Step 1</w:t>
-            </w:r>
-            <w:r>
-              <w:rPr>
-                <w:rFonts w:ascii="Avenir Next" w:hAnsi="Avenir Next" w:cs="Avenir Next" w:eastAsia="Avenir Next"/>
-                <w:color w:val="1A1A1A"/>
-                <w:sz w:val="18"/>
-                <w:szCs w:val="18"/>
-              </w:rPr>
               <w:tab/>
             </w:r>
             <w:r>
               <w:rPr>
                 <w:rFonts w:ascii="Avenir Next" w:hAnsi="Avenir Next" w:cs="Avenir Next" w:eastAsia="Avenir Next"/>
                 <w:color w:val="1A1A1A"/>
-                <w:sz w:val="21"/>
+                <w:sz w:val="22"/>
                 <w:szCs w:val="21"/>
               </w:rPr>
               <w:t xml:space="preserve">Find the top only (no bottom).</w:t>
@@ -2155,25 +2160,25 @@
                 <w:rFonts w:ascii="Avenir Next" w:hAnsi="Avenir Next" w:cs="Avenir Next" w:eastAsia="Avenir Next"/>
                 <w:b/>
                 <w:color w:val="003A70"/>
+                <w:sz w:val="22"/>
+                <w:szCs w:val="18"/>
+              </w:rPr>
+              <w:t xml:space="preserve">Step 2</w:t>
+            </w:r>
+            <w:r>
+              <w:rPr>
+                <w:rFonts w:ascii="Avenir Next" w:hAnsi="Avenir Next" w:cs="Avenir Next" w:eastAsia="Avenir Next"/>
+                <w:color w:val="1A1A1A"/>
                 <w:sz w:val="18"/>
                 <w:szCs w:val="18"/>
               </w:rPr>
-              <w:t xml:space="preserve">Step 2</w:t>
-            </w:r>
-            <w:r>
-              <w:rPr>
-                <w:rFonts w:ascii="Avenir Next" w:hAnsi="Avenir Next" w:cs="Avenir Next" w:eastAsia="Avenir Next"/>
-                <w:color w:val="1A1A1A"/>
-                <w:sz w:val="18"/>
-                <w:szCs w:val="18"/>
-              </w:rPr>
               <w:tab/>
             </w:r>
             <w:r>
               <w:rPr>
                 <w:rFonts w:ascii="Avenir Next" w:hAnsi="Avenir Next" w:cs="Avenir Next" w:eastAsia="Avenir Next"/>
                 <w:color w:val="1A1A1A"/>
-                <w:sz w:val="21"/>
+                <w:sz w:val="22"/>
                 <w:szCs w:val="21"/>
               </w:rPr>
               <w:t xml:space="preserve">Find the front and back, then the two sides.</w:t>
@@ -2193,25 +2198,25 @@
                 <w:rFonts w:ascii="Avenir Next" w:hAnsi="Avenir Next" w:cs="Avenir Next" w:eastAsia="Avenir Next"/>
                 <w:b/>
                 <w:color w:val="003A70"/>
+                <w:sz w:val="22"/>
+                <w:szCs w:val="18"/>
+              </w:rPr>
+              <w:t xml:space="preserve">Step 3</w:t>
+            </w:r>
+            <w:r>
+              <w:rPr>
+                <w:rFonts w:ascii="Avenir Next" w:hAnsi="Avenir Next" w:cs="Avenir Next" w:eastAsia="Avenir Next"/>
+                <w:color w:val="1A1A1A"/>
                 <w:sz w:val="18"/>
                 <w:szCs w:val="18"/>
               </w:rPr>
-              <w:t xml:space="preserve">Step 3</w:t>
-            </w:r>
-            <w:r>
-              <w:rPr>
-                <w:rFonts w:ascii="Avenir Next" w:hAnsi="Avenir Next" w:cs="Avenir Next" w:eastAsia="Avenir Next"/>
-                <w:color w:val="1A1A1A"/>
-                <w:sz w:val="18"/>
-                <w:szCs w:val="18"/>
-              </w:rPr>
               <w:tab/>
             </w:r>
             <w:r>
               <w:rPr>
                 <w:rFonts w:ascii="Avenir Next" w:hAnsi="Avenir Next" w:cs="Avenir Next" w:eastAsia="Avenir Next"/>
                 <w:color w:val="1A1A1A"/>
-                <w:sz w:val="21"/>
+                <w:sz w:val="22"/>
                 <w:szCs w:val="21"/>
               </w:rPr>
               <w:t xml:space="preserve">Add the 5 faces.</w:t>
@@ -2230,25 +2235,25 @@
                 <w:rFonts w:ascii="Avenir Next" w:hAnsi="Avenir Next" w:cs="Avenir Next" w:eastAsia="Avenir Next"/>
                 <w:b/>
                 <w:color w:val="1A1A1A"/>
+                <w:sz w:val="22"/>
+                <w:szCs w:val="18"/>
+              </w:rPr>
+              <w:t xml:space="preserve">Answer</w:t>
+            </w:r>
+            <w:r>
+              <w:rPr>
+                <w:rFonts w:ascii="Avenir Next" w:hAnsi="Avenir Next" w:cs="Avenir Next" w:eastAsia="Avenir Next"/>
+                <w:color w:val="1A1A1A"/>
                 <w:sz w:val="18"/>
                 <w:szCs w:val="18"/>
               </w:rPr>
-              <w:t xml:space="preserve">Answer</w:t>
-            </w:r>
-            <w:r>
-              <w:rPr>
-                <w:rFonts w:ascii="Avenir Next" w:hAnsi="Avenir Next" w:cs="Avenir Next" w:eastAsia="Avenir Next"/>
-                <w:color w:val="1A1A1A"/>
-                <w:sz w:val="18"/>
-                <w:szCs w:val="18"/>
-              </w:rPr>
               <w:tab/>
             </w:r>
             <w:r>
               <w:rPr>
                 <w:rFonts w:ascii="Avenir Next" w:hAnsi="Avenir Next" w:cs="Avenir Next" w:eastAsia="Avenir Next"/>
                 <w:color w:val="1A1A1A"/>
-                <w:sz w:val="18"/>
+                <w:sz w:val="22"/>
                 <w:szCs w:val="18"/>
               </w:rPr>
               <w:t xml:space="preserve">  ft²</w:t>
@@ -2359,7 +2364,7 @@
                 <w:rFonts w:ascii="Avenir Next" w:hAnsi="Avenir Next" w:cs="Avenir Next" w:eastAsia="Avenir Next"/>
                 <w:b/>
                 <w:color w:val="003A70"/>
-                <w:sz w:val="17"/>
+                <w:sz w:val="22"/>
                 <w:szCs w:val="17"/>
               </w:rPr>
               <w:t xml:space="preserve">Frame  </w:t>
@@ -2369,10 +2374,30 @@
                 <w:rFonts w:ascii="Avenir Next" w:hAnsi="Avenir Next" w:cs="Avenir Next" w:eastAsia="Avenir Next"/>
                 <w:i/>
                 <w:color w:val="1A1A1A"/>
+                <w:sz w:val="22"/>
+                <w:szCs w:val="18"/>
+              </w:rPr>
+              <w:t xml:space="preserve">Diego found the </w:t>
+            </w:r>
+            <w:r>
+              <w:rPr>
+                <w:rFonts w:ascii="Avenir Next" w:hAnsi="Avenir Next" w:cs="Avenir Next" w:eastAsia="Avenir Next"/>
+                <w:color w:val="1A1A1A"/>
                 <w:sz w:val="18"/>
                 <w:szCs w:val="18"/>
-              </w:rPr>
-              <w:t xml:space="preserve">Diego found the </w:t>
+                <w:u w:val="single"/>
+              </w:rPr>
+              <w:t xml:space="preserve">      </w:t>
+            </w:r>
+            <w:r>
+              <w:rPr>
+                <w:rFonts w:ascii="Avenir Next" w:hAnsi="Avenir Next" w:cs="Avenir Next" w:eastAsia="Avenir Next"/>
+                <w:i/>
+                <w:color w:val="1A1A1A"/>
+                <w:sz w:val="22"/>
+                <w:szCs w:val="18"/>
+              </w:rPr>
+              <w:t xml:space="preserve">, not the surface area. A cube has </w:t>
             </w:r>
             <w:r>
               <w:rPr>
@@ -2389,17 +2414,17 @@
                 <w:rFonts w:ascii="Avenir Next" w:hAnsi="Avenir Next" w:cs="Avenir Next" w:eastAsia="Avenir Next"/>
                 <w:i/>
                 <w:color w:val="1A1A1A"/>
+                <w:sz w:val="22"/>
+                <w:szCs w:val="18"/>
+              </w:rPr>
+              <w:t xml:space="preserve"> faces, so </w:t>
+            </w:r>
+            <w:r>
+              <w:rPr>
+                <w:rFonts w:ascii="Avenir Next" w:hAnsi="Avenir Next" w:cs="Avenir Next" w:eastAsia="Avenir Next"/>
+                <w:color w:val="1A1A1A"/>
                 <w:sz w:val="18"/>
                 <w:szCs w:val="18"/>
-              </w:rPr>
-              <w:t xml:space="preserve">, not the surface area. A cube has </w:t>
-            </w:r>
-            <w:r>
-              <w:rPr>
-                <w:rFonts w:ascii="Avenir Next" w:hAnsi="Avenir Next" w:cs="Avenir Next" w:eastAsia="Avenir Next"/>
-                <w:color w:val="1A1A1A"/>
-                <w:sz w:val="18"/>
-                <w:szCs w:val="18"/>
                 <w:u w:val="single"/>
               </w:rPr>
               <w:t xml:space="preserve">      </w:t>
@@ -2409,27 +2434,7 @@
                 <w:rFonts w:ascii="Avenir Next" w:hAnsi="Avenir Next" w:cs="Avenir Next" w:eastAsia="Avenir Next"/>
                 <w:i/>
                 <w:color w:val="1A1A1A"/>
-                <w:sz w:val="18"/>
-                <w:szCs w:val="18"/>
-              </w:rPr>
-              <w:t xml:space="preserve"> faces, so </w:t>
-            </w:r>
-            <w:r>
-              <w:rPr>
-                <w:rFonts w:ascii="Avenir Next" w:hAnsi="Avenir Next" w:cs="Avenir Next" w:eastAsia="Avenir Next"/>
-                <w:color w:val="1A1A1A"/>
-                <w:sz w:val="18"/>
-                <w:szCs w:val="18"/>
-                <w:u w:val="single"/>
-              </w:rPr>
-              <w:t xml:space="preserve">      </w:t>
-            </w:r>
-            <w:r>
-              <w:rPr>
-                <w:rFonts w:ascii="Avenir Next" w:hAnsi="Avenir Next" w:cs="Avenir Next" w:eastAsia="Avenir Next"/>
-                <w:i/>
-                <w:color w:val="1A1A1A"/>
-                <w:sz w:val="18"/>
+                <w:sz w:val="22"/>
                 <w:szCs w:val="18"/>
               </w:rPr>
               <w:t xml:space="preserve">.</w:t>
@@ -2558,6 +2563,7 @@
           </w:tcPr>
           <w:p>
             <w:pPr>
+              <w:pStyle w:val="Heading2"/>
               <w:spacing w:before="0" w:after="0" w:line="240" w:lineRule="auto"/>
             </w:pPr>
             <w:r>
@@ -2595,7 +2601,7 @@
               <w:rPr>
                 <w:rFonts w:ascii="Avenir Next" w:hAnsi="Avenir Next" w:cs="Avenir Next" w:eastAsia="Avenir Next"/>
                 <w:color w:val="1A1A1A"/>
-                <w:sz w:val="17"/>
+                <w:sz w:val="22"/>
                 <w:szCs w:val="17"/>
               </w:rPr>
               <w:t xml:space="preserve">  I can do this on my own</w:t>
@@ -2624,7 +2630,7 @@
               <w:rPr>
                 <w:rFonts w:ascii="Avenir Next" w:hAnsi="Avenir Next" w:cs="Avenir Next" w:eastAsia="Avenir Next"/>
                 <w:color w:val="1A1A1A"/>
-                <w:sz w:val="17"/>
+                <w:sz w:val="22"/>
                 <w:szCs w:val="17"/>
               </w:rPr>
               <w:t xml:space="preserve">  I need a little help</w:t>
@@ -2653,7 +2659,7 @@
               <w:rPr>
                 <w:rFonts w:ascii="Avenir Next" w:hAnsi="Avenir Next" w:cs="Avenir Next" w:eastAsia="Avenir Next"/>
                 <w:color w:val="1A1A1A"/>
-                <w:sz w:val="17"/>
+                <w:sz w:val="22"/>
                 <w:szCs w:val="17"/>
               </w:rPr>
               <w:t xml:space="preserve">  I have a question about #</w:t>
@@ -2691,7 +2697,7 @@
         <w:rPr>
           <w:rFonts w:ascii="Avenir Next" w:hAnsi="Avenir Next" w:cs="Avenir Next" w:eastAsia="Avenir Next"/>
           <w:color w:val="5A5F66"/>
-          <w:sz w:val="17"/>
+          <w:sz w:val="22"/>
           <w:szCs w:val="17"/>
         </w:rPr>
         <w:t xml:space="preserve">Pick a box at home. Point to each pair of matching faces and tell someone how you would find its surface area.</w:t>
@@ -2774,14 +2780,15 @@
           <w:caps/>
           <w:color w:val="003A70"/>
           <w:spacing w:val="12"/>
-          <w:sz w:val="21"/>
+          <w:sz w:val="22"/>
           <w:szCs w:val="21"/>
         </w:rPr>
-        <w:t xml:space="preserve">Lesson 5-7  ·  Homework Packet  ·  Level 1  ·  Sheet 2 of 2</w:t>
+        <w:t xml:space="preserve">Lesson 5-7  ·  Homework Packet  ·  Supported  ·  Session 2 · pages 3–4</w:t>
       </w:r>
     </w:p>
     <w:p>
       <w:pPr>
+        <w:pStyle w:val="Heading1"/>
         <w:keepNext/>
         <w:spacing w:before="0" w:after="10" w:line="240" w:lineRule="auto"/>
       </w:pPr>
@@ -2807,7 +2814,7 @@
         <w:rPr>
           <w:rFonts w:ascii="Avenir Next" w:hAnsi="Avenir Next" w:cs="Avenir Next" w:eastAsia="Avenir Next"/>
           <w:color w:val="5A5F66"/>
-          <w:sz w:val="17"/>
+          <w:sz w:val="22"/>
           <w:szCs w:val="17"/>
         </w:rPr>
         <w:t xml:space="preserve">Maryland Standard 6.G.A.4   ·   Learning target — I can find the surface area of a triangular prism using its net.</w:t>
@@ -2854,6 +2861,7 @@
           </w:tcPr>
           <w:p>
             <w:pPr>
+              <w:pStyle w:val="Heading2"/>
               <w:spacing w:before="0" w:after="40" w:line="264" w:lineRule="auto"/>
             </w:pPr>
             <w:r>
@@ -2881,25 +2889,25 @@
                 <w:rFonts w:ascii="Avenir Next" w:hAnsi="Avenir Next" w:cs="Avenir Next" w:eastAsia="Avenir Next"/>
                 <w:b/>
                 <w:color w:val="003A70"/>
+                <w:sz w:val="22"/>
+                <w:szCs w:val="18"/>
+              </w:rPr>
+              <w:t xml:space="preserve">•</w:t>
+            </w:r>
+            <w:r>
+              <w:rPr>
+                <w:rFonts w:ascii="Avenir Next" w:hAnsi="Avenir Next" w:cs="Avenir Next" w:eastAsia="Avenir Next"/>
+                <w:color w:val="1A1A1A"/>
                 <w:sz w:val="18"/>
                 <w:szCs w:val="18"/>
               </w:rPr>
-              <w:t xml:space="preserve">•</w:t>
-            </w:r>
-            <w:r>
-              <w:rPr>
-                <w:rFonts w:ascii="Avenir Next" w:hAnsi="Avenir Next" w:cs="Avenir Next" w:eastAsia="Avenir Next"/>
-                <w:color w:val="1A1A1A"/>
-                <w:sz w:val="18"/>
-                <w:szCs w:val="18"/>
-              </w:rPr>
               <w:tab/>
             </w:r>
             <w:r>
               <w:rPr>
                 <w:rFonts w:ascii="Avenir Next" w:hAnsi="Avenir Next" w:cs="Avenir Next" w:eastAsia="Avenir Next"/>
                 <w:color w:val="1A1A1A"/>
-                <w:sz w:val="18"/>
+                <w:sz w:val="22"/>
                 <w:szCs w:val="18"/>
               </w:rPr>
               <w:t xml:space="preserve">A triangular prism has </w:t>
@@ -2909,7 +2917,7 @@
                 <w:rFonts w:ascii="Avenir Next" w:hAnsi="Avenir Next" w:cs="Avenir Next" w:eastAsia="Avenir Next"/>
                 <w:b/>
                 <w:color w:val="1A1A1A"/>
-                <w:sz w:val="18"/>
+                <w:sz w:val="22"/>
                 <w:szCs w:val="18"/>
               </w:rPr>
               <w:t xml:space="preserve">2 triangle bases</w:t>
@@ -2918,7 +2926,7 @@
               <w:rPr>
                 <w:rFonts w:ascii="Avenir Next" w:hAnsi="Avenir Next" w:cs="Avenir Next" w:eastAsia="Avenir Next"/>
                 <w:color w:val="1A1A1A"/>
-                <w:sz w:val="18"/>
+                <w:sz w:val="22"/>
                 <w:szCs w:val="18"/>
               </w:rPr>
               <w:t xml:space="preserve"> and </w:t>
@@ -2928,7 +2936,7 @@
                 <w:rFonts w:ascii="Avenir Next" w:hAnsi="Avenir Next" w:cs="Avenir Next" w:eastAsia="Avenir Next"/>
                 <w:b/>
                 <w:color w:val="1A1A1A"/>
-                <w:sz w:val="18"/>
+                <w:sz w:val="22"/>
                 <w:szCs w:val="18"/>
               </w:rPr>
               <w:t xml:space="preserve">3 rectangles</w:t>
@@ -2937,7 +2945,7 @@
               <w:rPr>
                 <w:rFonts w:ascii="Avenir Next" w:hAnsi="Avenir Next" w:cs="Avenir Next" w:eastAsia="Avenir Next"/>
                 <w:color w:val="1A1A1A"/>
-                <w:sz w:val="18"/>
+                <w:sz w:val="22"/>
                 <w:szCs w:val="18"/>
               </w:rPr>
               <w:t xml:space="preserve">.</w:t>
@@ -2956,25 +2964,25 @@
                 <w:rFonts w:ascii="Avenir Next" w:hAnsi="Avenir Next" w:cs="Avenir Next" w:eastAsia="Avenir Next"/>
                 <w:b/>
                 <w:color w:val="003A70"/>
+                <w:sz w:val="22"/>
+                <w:szCs w:val="18"/>
+              </w:rPr>
+              <w:t xml:space="preserve">•</w:t>
+            </w:r>
+            <w:r>
+              <w:rPr>
+                <w:rFonts w:ascii="Avenir Next" w:hAnsi="Avenir Next" w:cs="Avenir Next" w:eastAsia="Avenir Next"/>
+                <w:color w:val="1A1A1A"/>
                 <w:sz w:val="18"/>
                 <w:szCs w:val="18"/>
               </w:rPr>
-              <w:t xml:space="preserve">•</w:t>
-            </w:r>
-            <w:r>
-              <w:rPr>
-                <w:rFonts w:ascii="Avenir Next" w:hAnsi="Avenir Next" w:cs="Avenir Next" w:eastAsia="Avenir Next"/>
-                <w:color w:val="1A1A1A"/>
-                <w:sz w:val="18"/>
-                <w:szCs w:val="18"/>
-              </w:rPr>
               <w:tab/>
             </w:r>
             <w:r>
               <w:rPr>
                 <w:rFonts w:ascii="Avenir Next" w:hAnsi="Avenir Next" w:cs="Avenir Next" w:eastAsia="Avenir Next"/>
                 <w:color w:val="1A1A1A"/>
-                <w:sz w:val="18"/>
+                <w:sz w:val="22"/>
                 <w:szCs w:val="18"/>
               </w:rPr>
               <w:t xml:space="preserve">Each rectangle is one side of the triangle × the prism’s length. Add all </w:t>
@@ -2984,7 +2992,7 @@
                 <w:rFonts w:ascii="Avenir Next" w:hAnsi="Avenir Next" w:cs="Avenir Next" w:eastAsia="Avenir Next"/>
                 <w:b/>
                 <w:color w:val="1A1A1A"/>
-                <w:sz w:val="18"/>
+                <w:sz w:val="22"/>
                 <w:szCs w:val="18"/>
               </w:rPr>
               <w:t xml:space="preserve">5 faces</w:t>
@@ -2993,7 +3001,7 @@
               <w:rPr>
                 <w:rFonts w:ascii="Avenir Next" w:hAnsi="Avenir Next" w:cs="Avenir Next" w:eastAsia="Avenir Next"/>
                 <w:color w:val="1A1A1A"/>
-                <w:sz w:val="18"/>
+                <w:sz w:val="22"/>
                 <w:szCs w:val="18"/>
               </w:rPr>
               <w:t xml:space="preserve">.</w:t>
@@ -3008,6 +3016,7 @@
           </w:tcPr>
           <w:p>
             <w:pPr>
+              <w:pStyle w:val="Heading2"/>
               <w:spacing w:before="0" w:after="40" w:line="264" w:lineRule="auto"/>
             </w:pPr>
             <w:r>
@@ -3030,7 +3039,7 @@
               <w:rPr>
                 <w:rFonts w:ascii="Avenir Next" w:hAnsi="Avenir Next" w:cs="Avenir Next" w:eastAsia="Avenir Next"/>
                 <w:color w:val="1A1A1A"/>
-                <w:sz w:val="17"/>
+                <w:sz w:val="22"/>
                 <w:szCs w:val="17"/>
               </w:rPr>
               <w:t xml:space="preserve">Prism 10 cm long. Ends are right triangles with sides 3, 4, 5 cm.</w:t>
@@ -3049,25 +3058,25 @@
                 <w:rFonts w:ascii="Avenir Next" w:hAnsi="Avenir Next" w:cs="Avenir Next" w:eastAsia="Avenir Next"/>
                 <w:b/>
                 <w:color w:val="003A70"/>
+                <w:sz w:val="22"/>
+                <w:szCs w:val="17"/>
+              </w:rPr>
+              <w:t xml:space="preserve">Step 1</w:t>
+            </w:r>
+            <w:r>
+              <w:rPr>
+                <w:rFonts w:ascii="Avenir Next" w:hAnsi="Avenir Next" w:cs="Avenir Next" w:eastAsia="Avenir Next"/>
+                <w:color w:val="1A1A1A"/>
                 <w:sz w:val="17"/>
                 <w:szCs w:val="17"/>
               </w:rPr>
-              <w:t xml:space="preserve">Step 1</w:t>
-            </w:r>
-            <w:r>
-              <w:rPr>
-                <w:rFonts w:ascii="Avenir Next" w:hAnsi="Avenir Next" w:cs="Avenir Next" w:eastAsia="Avenir Next"/>
-                <w:color w:val="1A1A1A"/>
-                <w:sz w:val="17"/>
-                <w:szCs w:val="17"/>
-              </w:rPr>
               <w:tab/>
             </w:r>
             <w:r>
               <w:rPr>
                 <w:rFonts w:ascii="Avenir Next" w:hAnsi="Avenir Next" w:cs="Avenir Next" w:eastAsia="Avenir Next"/>
                 <w:color w:val="1A1A1A"/>
-                <w:sz w:val="17"/>
+                <w:sz w:val="22"/>
                 <w:szCs w:val="17"/>
               </w:rPr>
               <w:t xml:space="preserve">Triangles: 2 × (½ × 3 × 4) = 12</w:t>
@@ -3086,25 +3095,25 @@
                 <w:rFonts w:ascii="Avenir Next" w:hAnsi="Avenir Next" w:cs="Avenir Next" w:eastAsia="Avenir Next"/>
                 <w:b/>
                 <w:color w:val="003A70"/>
+                <w:sz w:val="22"/>
+                <w:szCs w:val="17"/>
+              </w:rPr>
+              <w:t xml:space="preserve">Step 2</w:t>
+            </w:r>
+            <w:r>
+              <w:rPr>
+                <w:rFonts w:ascii="Avenir Next" w:hAnsi="Avenir Next" w:cs="Avenir Next" w:eastAsia="Avenir Next"/>
+                <w:color w:val="1A1A1A"/>
                 <w:sz w:val="17"/>
                 <w:szCs w:val="17"/>
               </w:rPr>
-              <w:t xml:space="preserve">Step 2</w:t>
-            </w:r>
-            <w:r>
-              <w:rPr>
-                <w:rFonts w:ascii="Avenir Next" w:hAnsi="Avenir Next" w:cs="Avenir Next" w:eastAsia="Avenir Next"/>
-                <w:color w:val="1A1A1A"/>
-                <w:sz w:val="17"/>
-                <w:szCs w:val="17"/>
-              </w:rPr>
               <w:tab/>
             </w:r>
             <w:r>
               <w:rPr>
                 <w:rFonts w:ascii="Avenir Next" w:hAnsi="Avenir Next" w:cs="Avenir Next" w:eastAsia="Avenir Next"/>
                 <w:color w:val="1A1A1A"/>
-                <w:sz w:val="17"/>
+                <w:sz w:val="22"/>
                 <w:szCs w:val="17"/>
               </w:rPr>
               <w:t xml:space="preserve">Rectangles: 30 + 40 + 50 = 120</w:t>
@@ -3123,25 +3132,25 @@
                 <w:rFonts w:ascii="Avenir Next" w:hAnsi="Avenir Next" w:cs="Avenir Next" w:eastAsia="Avenir Next"/>
                 <w:b/>
                 <w:color w:val="003A70"/>
+                <w:sz w:val="22"/>
+                <w:szCs w:val="17"/>
+              </w:rPr>
+              <w:t xml:space="preserve">Step 3</w:t>
+            </w:r>
+            <w:r>
+              <w:rPr>
+                <w:rFonts w:ascii="Avenir Next" w:hAnsi="Avenir Next" w:cs="Avenir Next" w:eastAsia="Avenir Next"/>
+                <w:color w:val="1A1A1A"/>
                 <w:sz w:val="17"/>
                 <w:szCs w:val="17"/>
               </w:rPr>
-              <w:t xml:space="preserve">Step 3</w:t>
-            </w:r>
-            <w:r>
-              <w:rPr>
-                <w:rFonts w:ascii="Avenir Next" w:hAnsi="Avenir Next" w:cs="Avenir Next" w:eastAsia="Avenir Next"/>
-                <w:color w:val="1A1A1A"/>
-                <w:sz w:val="17"/>
-                <w:szCs w:val="17"/>
-              </w:rPr>
               <w:tab/>
             </w:r>
             <w:r>
               <w:rPr>
                 <w:rFonts w:ascii="Avenir Next" w:hAnsi="Avenir Next" w:cs="Avenir Next" w:eastAsia="Avenir Next"/>
                 <w:color w:val="1A1A1A"/>
-                <w:sz w:val="17"/>
+                <w:sz w:val="22"/>
                 <w:szCs w:val="17"/>
               </w:rPr>
               <w:t xml:space="preserve">Add: 12 + 120 = 132</w:t>
@@ -3160,18 +3169,18 @@
                 <w:rFonts w:ascii="Avenir Next" w:hAnsi="Avenir Next" w:cs="Avenir Next" w:eastAsia="Avenir Next"/>
                 <w:b/>
                 <w:color w:val="1A1A1A"/>
+                <w:sz w:val="22"/>
+                <w:szCs w:val="17"/>
+              </w:rPr>
+              <w:t xml:space="preserve">Answer</w:t>
+            </w:r>
+            <w:r>
+              <w:rPr>
+                <w:rFonts w:ascii="Avenir Next" w:hAnsi="Avenir Next" w:cs="Avenir Next" w:eastAsia="Avenir Next"/>
+                <w:color w:val="1A1A1A"/>
                 <w:sz w:val="17"/>
                 <w:szCs w:val="17"/>
               </w:rPr>
-              <w:t xml:space="preserve">Answer</w:t>
-            </w:r>
-            <w:r>
-              <w:rPr>
-                <w:rFonts w:ascii="Avenir Next" w:hAnsi="Avenir Next" w:cs="Avenir Next" w:eastAsia="Avenir Next"/>
-                <w:color w:val="1A1A1A"/>
-                <w:sz w:val="17"/>
-                <w:szCs w:val="17"/>
-              </w:rPr>
               <w:tab/>
             </w:r>
             <w:r>
@@ -3179,7 +3188,7 @@
                 <w:rFonts w:ascii="Avenir Next" w:hAnsi="Avenir Next" w:cs="Avenir Next" w:eastAsia="Avenir Next"/>
                 <w:b/>
                 <w:color w:val="1A1A1A"/>
-                <w:sz w:val="17"/>
+                <w:sz w:val="22"/>
                 <w:szCs w:val="17"/>
               </w:rPr>
               <w:t xml:space="preserve">132 cm²</w:t>
@@ -3229,6 +3238,7 @@
           </w:tcPr>
           <w:p>
             <w:pPr>
+              <w:pStyle w:val="Heading2"/>
               <w:spacing w:before="0" w:after="40" w:line="264" w:lineRule="auto"/>
             </w:pPr>
             <w:r>
@@ -3252,7 +3262,7 @@
                 <w:rFonts w:ascii="Avenir Next" w:hAnsi="Avenir Next" w:cs="Avenir Next" w:eastAsia="Avenir Next"/>
                 <w:b/>
                 <w:color w:val="1A1A1A"/>
-                <w:sz w:val="21"/>
+                <w:sz w:val="22"/>
                 <w:szCs w:val="21"/>
               </w:rPr>
               <w:t xml:space="preserve">triangular prism</w:t>
@@ -3261,7 +3271,7 @@
               <w:rPr>
                 <w:rFonts w:ascii="Avenir Next" w:hAnsi="Avenir Next" w:cs="Avenir Next" w:eastAsia="Avenir Next"/>
                 <w:color w:val="5A5F66"/>
-                <w:sz w:val="21"/>
+                <w:sz w:val="22"/>
                 <w:szCs w:val="21"/>
               </w:rPr>
               <w:t xml:space="preserve"> — </w:t>
@@ -3270,7 +3280,7 @@
               <w:rPr>
                 <w:rFonts w:ascii="Avenir Next" w:hAnsi="Avenir Next" w:cs="Avenir Next" w:eastAsia="Avenir Next"/>
                 <w:color w:val="1A1A1A"/>
-                <w:sz w:val="21"/>
+                <w:sz w:val="22"/>
                 <w:szCs w:val="21"/>
               </w:rPr>
               <w:t xml:space="preserve">2 triangle ends + 3 rectangles</w:t>
@@ -3285,7 +3295,7 @@
                 <w:rFonts w:ascii="Avenir Next" w:hAnsi="Avenir Next" w:cs="Avenir Next" w:eastAsia="Avenir Next"/>
                 <w:b/>
                 <w:color w:val="1A1A1A"/>
-                <w:sz w:val="21"/>
+                <w:sz w:val="22"/>
                 <w:szCs w:val="21"/>
               </w:rPr>
               <w:t xml:space="preserve">rectangle face</w:t>
@@ -3294,7 +3304,7 @@
               <w:rPr>
                 <w:rFonts w:ascii="Avenir Next" w:hAnsi="Avenir Next" w:cs="Avenir Next" w:eastAsia="Avenir Next"/>
                 <w:color w:val="5A5F66"/>
-                <w:sz w:val="21"/>
+                <w:sz w:val="22"/>
                 <w:szCs w:val="21"/>
               </w:rPr>
               <w:t xml:space="preserve"> — </w:t>
@@ -3303,7 +3313,7 @@
               <w:rPr>
                 <w:rFonts w:ascii="Avenir Next" w:hAnsi="Avenir Next" w:cs="Avenir Next" w:eastAsia="Avenir Next"/>
                 <w:color w:val="1A1A1A"/>
-                <w:sz w:val="21"/>
+                <w:sz w:val="22"/>
                 <w:szCs w:val="21"/>
               </w:rPr>
               <w:t xml:space="preserve">triangle side × prism length</w:t>
@@ -3329,7 +3339,7 @@
                 <w:rFonts w:ascii="Avenir Next" w:hAnsi="Avenir Next" w:cs="Avenir Next" w:eastAsia="Avenir Next"/>
                 <w:b/>
                 <w:color w:val="1A1A1A"/>
-                <w:sz w:val="21"/>
+                <w:sz w:val="22"/>
                 <w:szCs w:val="21"/>
               </w:rPr>
               <w:t xml:space="preserve">height</w:t>
@@ -3338,7 +3348,7 @@
               <w:rPr>
                 <w:rFonts w:ascii="Avenir Next" w:hAnsi="Avenir Next" w:cs="Avenir Next" w:eastAsia="Avenir Next"/>
                 <w:color w:val="5A5F66"/>
-                <w:sz w:val="21"/>
+                <w:sz w:val="22"/>
                 <w:szCs w:val="21"/>
               </w:rPr>
               <w:t xml:space="preserve"> — </w:t>
@@ -3347,7 +3357,7 @@
               <w:rPr>
                 <w:rFonts w:ascii="Avenir Next" w:hAnsi="Avenir Next" w:cs="Avenir Next" w:eastAsia="Avenir Next"/>
                 <w:color w:val="1A1A1A"/>
-                <w:sz w:val="21"/>
+                <w:sz w:val="22"/>
                 <w:szCs w:val="21"/>
               </w:rPr>
               <w:t xml:space="preserve">straight up from the base, at a square corner</w:t>
@@ -3362,7 +3372,7 @@
                 <w:rFonts w:ascii="Avenir Next" w:hAnsi="Avenir Next" w:cs="Avenir Next" w:eastAsia="Avenir Next"/>
                 <w:b/>
                 <w:color w:val="1A1A1A"/>
-                <w:sz w:val="21"/>
+                <w:sz w:val="22"/>
                 <w:szCs w:val="21"/>
               </w:rPr>
               <w:t xml:space="preserve">surface area</w:t>
@@ -3371,7 +3381,7 @@
               <w:rPr>
                 <w:rFonts w:ascii="Avenir Next" w:hAnsi="Avenir Next" w:cs="Avenir Next" w:eastAsia="Avenir Next"/>
                 <w:color w:val="5A5F66"/>
-                <w:sz w:val="21"/>
+                <w:sz w:val="22"/>
                 <w:szCs w:val="21"/>
               </w:rPr>
               <w:t xml:space="preserve"> — </w:t>
@@ -3380,7 +3390,7 @@
               <w:rPr>
                 <w:rFonts w:ascii="Avenir Next" w:hAnsi="Avenir Next" w:cs="Avenir Next" w:eastAsia="Avenir Next"/>
                 <w:color w:val="1A1A1A"/>
-                <w:sz w:val="21"/>
+                <w:sz w:val="22"/>
                 <w:szCs w:val="21"/>
               </w:rPr>
               <w:t xml:space="preserve">add all 5 faces</w:t>
@@ -3391,6 +3401,7 @@
     </w:tbl>
     <w:p>
       <w:pPr>
+        <w:pStyle w:val="Heading2"/>
         <w:keepNext/>
         <w:pBdr>
           <w:bottom w:val="single" w:sz="8" w:space="3" w:color="003A70"/>
@@ -3406,7 +3417,7 @@
           <w:b/>
           <w:color w:val="003A70"/>
           <w:spacing w:val="14"/>
-          <w:sz w:val="21"/>
+          <w:sz w:val="22"/>
           <w:szCs w:val="21"/>
         </w:rPr>
         <w:t xml:space="preserve">PRACTICE</w:t>
@@ -3425,7 +3436,7 @@
           <w:rFonts w:ascii="Avenir Next" w:hAnsi="Avenir Next" w:cs="Avenir Next" w:eastAsia="Avenir Next"/>
           <w:i/>
           <w:color w:val="5A5F66"/>
-          <w:sz w:val="17"/>
+          <w:sz w:val="22"/>
           <w:szCs w:val="17"/>
         </w:rPr>
         <w:t xml:space="preserve">show your work · label units</w:t>
@@ -3555,25 +3566,25 @@
                       <w:rFonts w:ascii="Avenir Next" w:hAnsi="Avenir Next" w:cs="Avenir Next" w:eastAsia="Avenir Next"/>
                       <w:b/>
                       <w:color w:val="003A70"/>
+                      <w:sz w:val="22"/>
+                      <w:szCs w:val="18"/>
+                    </w:rPr>
+                    <w:t xml:space="preserve">Step 1</w:t>
+                  </w:r>
+                  <w:r>
+                    <w:rPr>
+                      <w:rFonts w:ascii="Avenir Next" w:hAnsi="Avenir Next" w:cs="Avenir Next" w:eastAsia="Avenir Next"/>
+                      <w:color w:val="1A1A1A"/>
                       <w:sz w:val="18"/>
                       <w:szCs w:val="18"/>
                     </w:rPr>
-                    <w:t xml:space="preserve">Step 1</w:t>
-                  </w:r>
-                  <w:r>
-                    <w:rPr>
-                      <w:rFonts w:ascii="Avenir Next" w:hAnsi="Avenir Next" w:cs="Avenir Next" w:eastAsia="Avenir Next"/>
-                      <w:color w:val="1A1A1A"/>
-                      <w:sz w:val="18"/>
-                      <w:szCs w:val="18"/>
-                    </w:rPr>
                     <w:tab/>
                   </w:r>
                   <w:r>
                     <w:rPr>
                       <w:rFonts w:ascii="Avenir Next" w:hAnsi="Avenir Next" w:cs="Avenir Next" w:eastAsia="Avenir Next"/>
                       <w:color w:val="1A1A1A"/>
-                      <w:sz w:val="21"/>
+                      <w:sz w:val="22"/>
                       <w:szCs w:val="21"/>
                     </w:rPr>
                     <w:t xml:space="preserve">Two triangles: 2 × (½ × 6 × 4).</w:t>
@@ -3593,25 +3604,25 @@
                       <w:rFonts w:ascii="Avenir Next" w:hAnsi="Avenir Next" w:cs="Avenir Next" w:eastAsia="Avenir Next"/>
                       <w:b/>
                       <w:color w:val="003A70"/>
+                      <w:sz w:val="22"/>
+                      <w:szCs w:val="18"/>
+                    </w:rPr>
+                    <w:t xml:space="preserve">Step 2</w:t>
+                  </w:r>
+                  <w:r>
+                    <w:rPr>
+                      <w:rFonts w:ascii="Avenir Next" w:hAnsi="Avenir Next" w:cs="Avenir Next" w:eastAsia="Avenir Next"/>
+                      <w:color w:val="1A1A1A"/>
                       <w:sz w:val="18"/>
                       <w:szCs w:val="18"/>
                     </w:rPr>
-                    <w:t xml:space="preserve">Step 2</w:t>
-                  </w:r>
-                  <w:r>
-                    <w:rPr>
-                      <w:rFonts w:ascii="Avenir Next" w:hAnsi="Avenir Next" w:cs="Avenir Next" w:eastAsia="Avenir Next"/>
-                      <w:color w:val="1A1A1A"/>
-                      <w:sz w:val="18"/>
-                      <w:szCs w:val="18"/>
-                    </w:rPr>
                     <w:tab/>
                   </w:r>
                   <w:r>
                     <w:rPr>
                       <w:rFonts w:ascii="Avenir Next" w:hAnsi="Avenir Next" w:cs="Avenir Next" w:eastAsia="Avenir Next"/>
                       <w:color w:val="1A1A1A"/>
-                      <w:sz w:val="21"/>
+                      <w:sz w:val="22"/>
                       <w:szCs w:val="21"/>
                     </w:rPr>
                     <w:t xml:space="preserve">Rectangles: each side × 10.</w:t>
@@ -3631,25 +3642,25 @@
                       <w:rFonts w:ascii="Avenir Next" w:hAnsi="Avenir Next" w:cs="Avenir Next" w:eastAsia="Avenir Next"/>
                       <w:b/>
                       <w:color w:val="003A70"/>
+                      <w:sz w:val="22"/>
+                      <w:szCs w:val="18"/>
+                    </w:rPr>
+                    <w:t xml:space="preserve">Step 3</w:t>
+                  </w:r>
+                  <w:r>
+                    <w:rPr>
+                      <w:rFonts w:ascii="Avenir Next" w:hAnsi="Avenir Next" w:cs="Avenir Next" w:eastAsia="Avenir Next"/>
+                      <w:color w:val="1A1A1A"/>
                       <w:sz w:val="18"/>
                       <w:szCs w:val="18"/>
                     </w:rPr>
-                    <w:t xml:space="preserve">Step 3</w:t>
-                  </w:r>
-                  <w:r>
-                    <w:rPr>
-                      <w:rFonts w:ascii="Avenir Next" w:hAnsi="Avenir Next" w:cs="Avenir Next" w:eastAsia="Avenir Next"/>
-                      <w:color w:val="1A1A1A"/>
-                      <w:sz w:val="18"/>
-                      <w:szCs w:val="18"/>
-                    </w:rPr>
                     <w:tab/>
                   </w:r>
                   <w:r>
                     <w:rPr>
                       <w:rFonts w:ascii="Avenir Next" w:hAnsi="Avenir Next" w:cs="Avenir Next" w:eastAsia="Avenir Next"/>
                       <w:color w:val="1A1A1A"/>
-                      <w:sz w:val="21"/>
+                      <w:sz w:val="22"/>
                       <w:szCs w:val="21"/>
                     </w:rPr>
                     <w:t xml:space="preserve">Add all 5 faces.</w:t>
@@ -3726,25 +3737,25 @@
                       <w:rFonts w:ascii="Avenir Next" w:hAnsi="Avenir Next" w:cs="Avenir Next" w:eastAsia="Avenir Next"/>
                       <w:b/>
                       <w:color w:val="1A1A1A"/>
+                      <w:sz w:val="22"/>
+                      <w:szCs w:val="18"/>
+                    </w:rPr>
+                    <w:t xml:space="preserve">Answer</w:t>
+                  </w:r>
+                  <w:r>
+                    <w:rPr>
+                      <w:rFonts w:ascii="Avenir Next" w:hAnsi="Avenir Next" w:cs="Avenir Next" w:eastAsia="Avenir Next"/>
+                      <w:color w:val="1A1A1A"/>
                       <w:sz w:val="18"/>
                       <w:szCs w:val="18"/>
                     </w:rPr>
-                    <w:t xml:space="preserve">Answer</w:t>
-                  </w:r>
-                  <w:r>
-                    <w:rPr>
-                      <w:rFonts w:ascii="Avenir Next" w:hAnsi="Avenir Next" w:cs="Avenir Next" w:eastAsia="Avenir Next"/>
-                      <w:color w:val="1A1A1A"/>
-                      <w:sz w:val="18"/>
-                      <w:szCs w:val="18"/>
-                    </w:rPr>
                     <w:tab/>
                   </w:r>
                   <w:r>
                     <w:rPr>
                       <w:rFonts w:ascii="Avenir Next" w:hAnsi="Avenir Next" w:cs="Avenir Next" w:eastAsia="Avenir Next"/>
                       <w:color w:val="1A1A1A"/>
-                      <w:sz w:val="18"/>
+                      <w:sz w:val="22"/>
                       <w:szCs w:val="18"/>
                     </w:rPr>
                     <w:t xml:space="preserve">  m²</w:t>
@@ -3765,7 +3776,7 @@
                     <w:drawing>
                       <wp:inline distT="0" distB="0" distL="0" distR="0">
                         <wp:extent cx="1920240" cy="1190548"/>
-                        <wp:docPr id="2" name="Figure 2"/>
+                        <wp:docPr id="2" name="Figure 2" descr="Triangular prism. Triangle base 6 m, perpendicular triangle height 4 m, prism length 10 m. Slanted edge: 5 m."/>
                         <a:graphic xmlns:a="http://schemas.openxmlformats.org/drawingml/2006/main">
                           <a:graphicData uri="http://schemas.openxmlformats.org/drawingml/2006/picture">
                             <pic:pic xmlns:pic="http://schemas.openxmlformats.org/drawingml/2006/picture">
@@ -4213,25 +4224,25 @@
                 <w:rFonts w:ascii="Avenir Next" w:hAnsi="Avenir Next" w:cs="Avenir Next" w:eastAsia="Avenir Next"/>
                 <w:b/>
                 <w:color w:val="003A70"/>
+                <w:sz w:val="22"/>
+                <w:szCs w:val="18"/>
+              </w:rPr>
+              <w:t xml:space="preserve">Step 1</w:t>
+            </w:r>
+            <w:r>
+              <w:rPr>
+                <w:rFonts w:ascii="Avenir Next" w:hAnsi="Avenir Next" w:cs="Avenir Next" w:eastAsia="Avenir Next"/>
+                <w:color w:val="1A1A1A"/>
                 <w:sz w:val="18"/>
                 <w:szCs w:val="18"/>
               </w:rPr>
-              <w:t xml:space="preserve">Step 1</w:t>
-            </w:r>
-            <w:r>
-              <w:rPr>
-                <w:rFonts w:ascii="Avenir Next" w:hAnsi="Avenir Next" w:cs="Avenir Next" w:eastAsia="Avenir Next"/>
-                <w:color w:val="1A1A1A"/>
-                <w:sz w:val="18"/>
-                <w:szCs w:val="18"/>
-              </w:rPr>
               <w:tab/>
             </w:r>
             <w:r>
               <w:rPr>
                 <w:rFonts w:ascii="Avenir Next" w:hAnsi="Avenir Next" w:cs="Avenir Next" w:eastAsia="Avenir Next"/>
                 <w:color w:val="1A1A1A"/>
-                <w:sz w:val="21"/>
+                <w:sz w:val="22"/>
                 <w:szCs w:val="21"/>
               </w:rPr>
               <w:t xml:space="preserve">Find the two ends.</w:t>
@@ -4251,25 +4262,25 @@
                 <w:rFonts w:ascii="Avenir Next" w:hAnsi="Avenir Next" w:cs="Avenir Next" w:eastAsia="Avenir Next"/>
                 <w:b/>
                 <w:color w:val="003A70"/>
+                <w:sz w:val="22"/>
+                <w:szCs w:val="18"/>
+              </w:rPr>
+              <w:t xml:space="preserve">Step 2</w:t>
+            </w:r>
+            <w:r>
+              <w:rPr>
+                <w:rFonts w:ascii="Avenir Next" w:hAnsi="Avenir Next" w:cs="Avenir Next" w:eastAsia="Avenir Next"/>
+                <w:color w:val="1A1A1A"/>
                 <w:sz w:val="18"/>
                 <w:szCs w:val="18"/>
               </w:rPr>
-              <w:t xml:space="preserve">Step 2</w:t>
-            </w:r>
-            <w:r>
-              <w:rPr>
-                <w:rFonts w:ascii="Avenir Next" w:hAnsi="Avenir Next" w:cs="Avenir Next" w:eastAsia="Avenir Next"/>
-                <w:color w:val="1A1A1A"/>
-                <w:sz w:val="18"/>
-                <w:szCs w:val="18"/>
-              </w:rPr>
               <w:tab/>
             </w:r>
             <w:r>
               <w:rPr>
                 <w:rFonts w:ascii="Avenir Next" w:hAnsi="Avenir Next" w:cs="Avenir Next" w:eastAsia="Avenir Next"/>
                 <w:color w:val="1A1A1A"/>
-                <w:sz w:val="21"/>
+                <w:sz w:val="22"/>
                 <w:szCs w:val="21"/>
               </w:rPr>
               <w:t xml:space="preserve">Find the floor and the two sides.</w:t>
@@ -4289,25 +4300,25 @@
                 <w:rFonts w:ascii="Avenir Next" w:hAnsi="Avenir Next" w:cs="Avenir Next" w:eastAsia="Avenir Next"/>
                 <w:b/>
                 <w:color w:val="003A70"/>
+                <w:sz w:val="22"/>
+                <w:szCs w:val="18"/>
+              </w:rPr>
+              <w:t xml:space="preserve">Step 3</w:t>
+            </w:r>
+            <w:r>
+              <w:rPr>
+                <w:rFonts w:ascii="Avenir Next" w:hAnsi="Avenir Next" w:cs="Avenir Next" w:eastAsia="Avenir Next"/>
+                <w:color w:val="1A1A1A"/>
                 <w:sz w:val="18"/>
                 <w:szCs w:val="18"/>
               </w:rPr>
-              <w:t xml:space="preserve">Step 3</w:t>
-            </w:r>
-            <w:r>
-              <w:rPr>
-                <w:rFonts w:ascii="Avenir Next" w:hAnsi="Avenir Next" w:cs="Avenir Next" w:eastAsia="Avenir Next"/>
-                <w:color w:val="1A1A1A"/>
-                <w:sz w:val="18"/>
-                <w:szCs w:val="18"/>
-              </w:rPr>
               <w:tab/>
             </w:r>
             <w:r>
               <w:rPr>
                 <w:rFonts w:ascii="Avenir Next" w:hAnsi="Avenir Next" w:cs="Avenir Next" w:eastAsia="Avenir Next"/>
                 <w:color w:val="1A1A1A"/>
-                <w:sz w:val="21"/>
+                <w:sz w:val="22"/>
                 <w:szCs w:val="21"/>
               </w:rPr>
               <w:t xml:space="preserve">Add.</w:t>
@@ -4326,25 +4337,25 @@
                 <w:rFonts w:ascii="Avenir Next" w:hAnsi="Avenir Next" w:cs="Avenir Next" w:eastAsia="Avenir Next"/>
                 <w:b/>
                 <w:color w:val="1A1A1A"/>
+                <w:sz w:val="22"/>
+                <w:szCs w:val="18"/>
+              </w:rPr>
+              <w:t xml:space="preserve">Answer</w:t>
+            </w:r>
+            <w:r>
+              <w:rPr>
+                <w:rFonts w:ascii="Avenir Next" w:hAnsi="Avenir Next" w:cs="Avenir Next" w:eastAsia="Avenir Next"/>
+                <w:color w:val="1A1A1A"/>
                 <w:sz w:val="18"/>
                 <w:szCs w:val="18"/>
               </w:rPr>
-              <w:t xml:space="preserve">Answer</w:t>
-            </w:r>
-            <w:r>
-              <w:rPr>
-                <w:rFonts w:ascii="Avenir Next" w:hAnsi="Avenir Next" w:cs="Avenir Next" w:eastAsia="Avenir Next"/>
-                <w:color w:val="1A1A1A"/>
-                <w:sz w:val="18"/>
-                <w:szCs w:val="18"/>
-              </w:rPr>
               <w:tab/>
             </w:r>
             <w:r>
               <w:rPr>
                 <w:rFonts w:ascii="Avenir Next" w:hAnsi="Avenir Next" w:cs="Avenir Next" w:eastAsia="Avenir Next"/>
                 <w:color w:val="1A1A1A"/>
-                <w:sz w:val="18"/>
+                <w:sz w:val="22"/>
                 <w:szCs w:val="18"/>
               </w:rPr>
               <w:t xml:space="preserve">  ft²</w:t>
@@ -4458,25 +4469,25 @@
                 <w:rFonts w:ascii="Avenir Next" w:hAnsi="Avenir Next" w:cs="Avenir Next" w:eastAsia="Avenir Next"/>
                 <w:b/>
                 <w:color w:val="003A70"/>
+                <w:sz w:val="22"/>
+                <w:szCs w:val="18"/>
+              </w:rPr>
+              <w:t xml:space="preserve">Step 1</w:t>
+            </w:r>
+            <w:r>
+              <w:rPr>
+                <w:rFonts w:ascii="Avenir Next" w:hAnsi="Avenir Next" w:cs="Avenir Next" w:eastAsia="Avenir Next"/>
+                <w:color w:val="1A1A1A"/>
                 <w:sz w:val="18"/>
                 <w:szCs w:val="18"/>
               </w:rPr>
-              <w:t xml:space="preserve">Step 1</w:t>
-            </w:r>
-            <w:r>
-              <w:rPr>
-                <w:rFonts w:ascii="Avenir Next" w:hAnsi="Avenir Next" w:cs="Avenir Next" w:eastAsia="Avenir Next"/>
-                <w:color w:val="1A1A1A"/>
-                <w:sz w:val="18"/>
-                <w:szCs w:val="18"/>
-              </w:rPr>
               <w:tab/>
             </w:r>
             <w:r>
               <w:rPr>
                 <w:rFonts w:ascii="Avenir Next" w:hAnsi="Avenir Next" w:cs="Avenir Next" w:eastAsia="Avenir Next"/>
                 <w:color w:val="1A1A1A"/>
-                <w:sz w:val="21"/>
+                <w:sz w:val="22"/>
                 <w:szCs w:val="21"/>
               </w:rPr>
               <w:t xml:space="preserve">Ends: the legs 5 in and 12 in are the base and height.</w:t>
@@ -4496,25 +4507,25 @@
                 <w:rFonts w:ascii="Avenir Next" w:hAnsi="Avenir Next" w:cs="Avenir Next" w:eastAsia="Avenir Next"/>
                 <w:b/>
                 <w:color w:val="003A70"/>
+                <w:sz w:val="22"/>
+                <w:szCs w:val="18"/>
+              </w:rPr>
+              <w:t xml:space="preserve">Step 2</w:t>
+            </w:r>
+            <w:r>
+              <w:rPr>
+                <w:rFonts w:ascii="Avenir Next" w:hAnsi="Avenir Next" w:cs="Avenir Next" w:eastAsia="Avenir Next"/>
+                <w:color w:val="1A1A1A"/>
                 <w:sz w:val="18"/>
                 <w:szCs w:val="18"/>
               </w:rPr>
-              <w:t xml:space="preserve">Step 2</w:t>
-            </w:r>
-            <w:r>
-              <w:rPr>
-                <w:rFonts w:ascii="Avenir Next" w:hAnsi="Avenir Next" w:cs="Avenir Next" w:eastAsia="Avenir Next"/>
-                <w:color w:val="1A1A1A"/>
-                <w:sz w:val="18"/>
-                <w:szCs w:val="18"/>
-              </w:rPr>
               <w:tab/>
             </w:r>
             <w:r>
               <w:rPr>
                 <w:rFonts w:ascii="Avenir Next" w:hAnsi="Avenir Next" w:cs="Avenir Next" w:eastAsia="Avenir Next"/>
                 <w:color w:val="1A1A1A"/>
-                <w:sz w:val="21"/>
+                <w:sz w:val="22"/>
                 <w:szCs w:val="21"/>
               </w:rPr>
               <w:t xml:space="preserve">Rectangles: 5 × 4, 12 × 4, 13 × 4.</w:t>
@@ -4534,25 +4545,25 @@
                 <w:rFonts w:ascii="Avenir Next" w:hAnsi="Avenir Next" w:cs="Avenir Next" w:eastAsia="Avenir Next"/>
                 <w:b/>
                 <w:color w:val="003A70"/>
+                <w:sz w:val="22"/>
+                <w:szCs w:val="18"/>
+              </w:rPr>
+              <w:t xml:space="preserve">Step 3</w:t>
+            </w:r>
+            <w:r>
+              <w:rPr>
+                <w:rFonts w:ascii="Avenir Next" w:hAnsi="Avenir Next" w:cs="Avenir Next" w:eastAsia="Avenir Next"/>
+                <w:color w:val="1A1A1A"/>
                 <w:sz w:val="18"/>
                 <w:szCs w:val="18"/>
               </w:rPr>
-              <w:t xml:space="preserve">Step 3</w:t>
-            </w:r>
-            <w:r>
-              <w:rPr>
-                <w:rFonts w:ascii="Avenir Next" w:hAnsi="Avenir Next" w:cs="Avenir Next" w:eastAsia="Avenir Next"/>
-                <w:color w:val="1A1A1A"/>
-                <w:sz w:val="18"/>
-                <w:szCs w:val="18"/>
-              </w:rPr>
               <w:tab/>
             </w:r>
             <w:r>
               <w:rPr>
                 <w:rFonts w:ascii="Avenir Next" w:hAnsi="Avenir Next" w:cs="Avenir Next" w:eastAsia="Avenir Next"/>
                 <w:color w:val="1A1A1A"/>
-                <w:sz w:val="21"/>
+                <w:sz w:val="22"/>
                 <w:szCs w:val="21"/>
               </w:rPr>
               <w:t xml:space="preserve">Add all 5 faces.</w:t>
@@ -4571,25 +4582,25 @@
                 <w:rFonts w:ascii="Avenir Next" w:hAnsi="Avenir Next" w:cs="Avenir Next" w:eastAsia="Avenir Next"/>
                 <w:b/>
                 <w:color w:val="1A1A1A"/>
+                <w:sz w:val="22"/>
+                <w:szCs w:val="18"/>
+              </w:rPr>
+              <w:t xml:space="preserve">Answer</w:t>
+            </w:r>
+            <w:r>
+              <w:rPr>
+                <w:rFonts w:ascii="Avenir Next" w:hAnsi="Avenir Next" w:cs="Avenir Next" w:eastAsia="Avenir Next"/>
+                <w:color w:val="1A1A1A"/>
                 <w:sz w:val="18"/>
                 <w:szCs w:val="18"/>
               </w:rPr>
-              <w:t xml:space="preserve">Answer</w:t>
-            </w:r>
-            <w:r>
-              <w:rPr>
-                <w:rFonts w:ascii="Avenir Next" w:hAnsi="Avenir Next" w:cs="Avenir Next" w:eastAsia="Avenir Next"/>
-                <w:color w:val="1A1A1A"/>
-                <w:sz w:val="18"/>
-                <w:szCs w:val="18"/>
-              </w:rPr>
               <w:tab/>
             </w:r>
             <w:r>
               <w:rPr>
                 <w:rFonts w:ascii="Avenir Next" w:hAnsi="Avenir Next" w:cs="Avenir Next" w:eastAsia="Avenir Next"/>
                 <w:color w:val="1A1A1A"/>
-                <w:sz w:val="18"/>
+                <w:sz w:val="22"/>
                 <w:szCs w:val="18"/>
               </w:rPr>
               <w:t xml:space="preserve">  in²</w:t>
@@ -4700,7 +4711,7 @@
                 <w:rFonts w:ascii="Avenir Next" w:hAnsi="Avenir Next" w:cs="Avenir Next" w:eastAsia="Avenir Next"/>
                 <w:b/>
                 <w:color w:val="003A70"/>
-                <w:sz w:val="17"/>
+                <w:sz w:val="22"/>
                 <w:szCs w:val="17"/>
               </w:rPr>
               <w:t xml:space="preserve">Frame  </w:t>
@@ -4710,10 +4721,30 @@
                 <w:rFonts w:ascii="Avenir Next" w:hAnsi="Avenir Next" w:cs="Avenir Next" w:eastAsia="Avenir Next"/>
                 <w:i/>
                 <w:color w:val="1A1A1A"/>
+                <w:sz w:val="22"/>
+                <w:szCs w:val="18"/>
+              </w:rPr>
+              <w:t xml:space="preserve">Lucas used the triangle’s </w:t>
+            </w:r>
+            <w:r>
+              <w:rPr>
+                <w:rFonts w:ascii="Avenir Next" w:hAnsi="Avenir Next" w:cs="Avenir Next" w:eastAsia="Avenir Next"/>
+                <w:color w:val="1A1A1A"/>
                 <w:sz w:val="18"/>
                 <w:szCs w:val="18"/>
-              </w:rPr>
-              <w:t xml:space="preserve">Lucas used the triangle’s </w:t>
+                <w:u w:val="single"/>
+              </w:rPr>
+              <w:t xml:space="preserve">      </w:t>
+            </w:r>
+            <w:r>
+              <w:rPr>
+                <w:rFonts w:ascii="Avenir Next" w:hAnsi="Avenir Next" w:cs="Avenir Next" w:eastAsia="Avenir Next"/>
+                <w:i/>
+                <w:color w:val="1A1A1A"/>
+                <w:sz w:val="22"/>
+                <w:szCs w:val="18"/>
+              </w:rPr>
+              <w:t xml:space="preserve"> instead of its </w:t>
             </w:r>
             <w:r>
               <w:rPr>
@@ -4730,27 +4761,7 @@
                 <w:rFonts w:ascii="Avenir Next" w:hAnsi="Avenir Next" w:cs="Avenir Next" w:eastAsia="Avenir Next"/>
                 <w:i/>
                 <w:color w:val="1A1A1A"/>
-                <w:sz w:val="18"/>
-                <w:szCs w:val="18"/>
-              </w:rPr>
-              <w:t xml:space="preserve"> instead of its </w:t>
-            </w:r>
-            <w:r>
-              <w:rPr>
-                <w:rFonts w:ascii="Avenir Next" w:hAnsi="Avenir Next" w:cs="Avenir Next" w:eastAsia="Avenir Next"/>
-                <w:color w:val="1A1A1A"/>
-                <w:sz w:val="18"/>
-                <w:szCs w:val="18"/>
-                <w:u w:val="single"/>
-              </w:rPr>
-              <w:t xml:space="preserve">      </w:t>
-            </w:r>
-            <w:r>
-              <w:rPr>
-                <w:rFonts w:ascii="Avenir Next" w:hAnsi="Avenir Next" w:cs="Avenir Next" w:eastAsia="Avenir Next"/>
-                <w:i/>
-                <w:color w:val="1A1A1A"/>
-                <w:sz w:val="18"/>
+                <w:sz w:val="22"/>
                 <w:szCs w:val="18"/>
               </w:rPr>
               <w:t xml:space="preserve"> for two rectangles.</w:t>
@@ -4837,6 +4848,7 @@
     </w:p>
     <w:p>
       <w:pPr>
+        <w:pStyle w:val="Heading2"/>
         <w:keepNext/>
         <w:pBdr>
           <w:bottom w:val="single" w:sz="8" w:space="3" w:color="003A70"/>
@@ -4852,7 +4864,7 @@
           <w:b/>
           <w:color w:val="003A70"/>
           <w:spacing w:val="14"/>
-          <w:sz w:val="21"/>
+          <w:sz w:val="22"/>
           <w:szCs w:val="21"/>
         </w:rPr>
         <w:t xml:space="preserve">TEST PRACTICE</w:t>
@@ -4871,7 +4883,7 @@
           <w:rFonts w:ascii="Avenir Next" w:hAnsi="Avenir Next" w:cs="Avenir Next" w:eastAsia="Avenir Next"/>
           <w:i/>
           <w:color w:val="5A5F66"/>
-          <w:sz w:val="17"/>
+          <w:sz w:val="22"/>
           <w:szCs w:val="17"/>
         </w:rPr>
         <w:t xml:space="preserve">choose the best answer</w:t>
@@ -5003,25 +5015,25 @@
                       <w:rFonts w:ascii="Avenir Next" w:hAnsi="Avenir Next" w:cs="Avenir Next" w:eastAsia="Avenir Next"/>
                       <w:b/>
                       <w:color w:val="003A70"/>
+                      <w:sz w:val="22"/>
+                      <w:szCs w:val="21"/>
+                    </w:rPr>
+                    <w:t xml:space="preserve">A</w:t>
+                  </w:r>
+                  <w:r>
+                    <w:rPr>
+                      <w:rFonts w:ascii="Avenir Next" w:hAnsi="Avenir Next" w:cs="Avenir Next" w:eastAsia="Avenir Next"/>
+                      <w:color w:val="1A1A1A"/>
                       <w:sz w:val="21"/>
                       <w:szCs w:val="21"/>
                     </w:rPr>
-                    <w:t xml:space="preserve">A</w:t>
-                  </w:r>
-                  <w:r>
-                    <w:rPr>
-                      <w:rFonts w:ascii="Avenir Next" w:hAnsi="Avenir Next" w:cs="Avenir Next" w:eastAsia="Avenir Next"/>
-                      <w:color w:val="1A1A1A"/>
-                      <w:sz w:val="21"/>
-                      <w:szCs w:val="21"/>
-                    </w:rPr>
                     <w:tab/>
                   </w:r>
                   <w:r>
                     <w:rPr>
                       <w:rFonts w:ascii="Avenir Next" w:hAnsi="Avenir Next" w:cs="Avenir Next" w:eastAsia="Avenir Next"/>
                       <w:color w:val="1A1A1A"/>
-                      <w:sz w:val="21"/>
+                      <w:sz w:val="22"/>
                       <w:szCs w:val="21"/>
                     </w:rPr>
                     <w:t xml:space="preserve">64 cm²</w:t>
@@ -5046,25 +5058,25 @@
                       <w:rFonts w:ascii="Avenir Next" w:hAnsi="Avenir Next" w:cs="Avenir Next" w:eastAsia="Avenir Next"/>
                       <w:b/>
                       <w:color w:val="003A70"/>
+                      <w:sz w:val="22"/>
+                      <w:szCs w:val="21"/>
+                    </w:rPr>
+                    <w:t xml:space="preserve">B</w:t>
+                  </w:r>
+                  <w:r>
+                    <w:rPr>
+                      <w:rFonts w:ascii="Avenir Next" w:hAnsi="Avenir Next" w:cs="Avenir Next" w:eastAsia="Avenir Next"/>
+                      <w:color w:val="1A1A1A"/>
                       <w:sz w:val="21"/>
                       <w:szCs w:val="21"/>
                     </w:rPr>
-                    <w:t xml:space="preserve">B</w:t>
-                  </w:r>
-                  <w:r>
-                    <w:rPr>
-                      <w:rFonts w:ascii="Avenir Next" w:hAnsi="Avenir Next" w:cs="Avenir Next" w:eastAsia="Avenir Next"/>
-                      <w:color w:val="1A1A1A"/>
-                      <w:sz w:val="21"/>
-                      <w:szCs w:val="21"/>
-                    </w:rPr>
                     <w:tab/>
                   </w:r>
                   <w:r>
                     <w:rPr>
                       <w:rFonts w:ascii="Avenir Next" w:hAnsi="Avenir Next" w:cs="Avenir Next" w:eastAsia="Avenir Next"/>
                       <w:color w:val="1A1A1A"/>
-                      <w:sz w:val="21"/>
+                      <w:sz w:val="22"/>
                       <w:szCs w:val="21"/>
                     </w:rPr>
                     <w:t xml:space="preserve">73 cm²</w:t>
@@ -5089,25 +5101,25 @@
                       <w:rFonts w:ascii="Avenir Next" w:hAnsi="Avenir Next" w:cs="Avenir Next" w:eastAsia="Avenir Next"/>
                       <w:b/>
                       <w:color w:val="003A70"/>
+                      <w:sz w:val="22"/>
+                      <w:szCs w:val="21"/>
+                    </w:rPr>
+                    <w:t xml:space="preserve">C</w:t>
+                  </w:r>
+                  <w:r>
+                    <w:rPr>
+                      <w:rFonts w:ascii="Avenir Next" w:hAnsi="Avenir Next" w:cs="Avenir Next" w:eastAsia="Avenir Next"/>
+                      <w:color w:val="1A1A1A"/>
                       <w:sz w:val="21"/>
                       <w:szCs w:val="21"/>
                     </w:rPr>
-                    <w:t xml:space="preserve">C</w:t>
-                  </w:r>
-                  <w:r>
-                    <w:rPr>
-                      <w:rFonts w:ascii="Avenir Next" w:hAnsi="Avenir Next" w:cs="Avenir Next" w:eastAsia="Avenir Next"/>
-                      <w:color w:val="1A1A1A"/>
-                      <w:sz w:val="21"/>
-                      <w:szCs w:val="21"/>
-                    </w:rPr>
                     <w:tab/>
                   </w:r>
                   <w:r>
                     <w:rPr>
                       <w:rFonts w:ascii="Avenir Next" w:hAnsi="Avenir Next" w:cs="Avenir Next" w:eastAsia="Avenir Next"/>
                       <w:color w:val="1A1A1A"/>
-                      <w:sz w:val="21"/>
+                      <w:sz w:val="22"/>
                       <w:szCs w:val="21"/>
                     </w:rPr>
                     <w:t xml:space="preserve">82 cm²</w:t>
@@ -5132,25 +5144,25 @@
                       <w:rFonts w:ascii="Avenir Next" w:hAnsi="Avenir Next" w:cs="Avenir Next" w:eastAsia="Avenir Next"/>
                       <w:b/>
                       <w:color w:val="003A70"/>
+                      <w:sz w:val="22"/>
+                      <w:szCs w:val="21"/>
+                    </w:rPr>
+                    <w:t xml:space="preserve">D</w:t>
+                  </w:r>
+                  <w:r>
+                    <w:rPr>
+                      <w:rFonts w:ascii="Avenir Next" w:hAnsi="Avenir Next" w:cs="Avenir Next" w:eastAsia="Avenir Next"/>
+                      <w:color w:val="1A1A1A"/>
                       <w:sz w:val="21"/>
                       <w:szCs w:val="21"/>
                     </w:rPr>
-                    <w:t xml:space="preserve">D</w:t>
-                  </w:r>
-                  <w:r>
-                    <w:rPr>
-                      <w:rFonts w:ascii="Avenir Next" w:hAnsi="Avenir Next" w:cs="Avenir Next" w:eastAsia="Avenir Next"/>
-                      <w:color w:val="1A1A1A"/>
-                      <w:sz w:val="21"/>
-                      <w:szCs w:val="21"/>
-                    </w:rPr>
                     <w:tab/>
                   </w:r>
                   <w:r>
                     <w:rPr>
                       <w:rFonts w:ascii="Avenir Next" w:hAnsi="Avenir Next" w:cs="Avenir Next" w:eastAsia="Avenir Next"/>
                       <w:color w:val="1A1A1A"/>
-                      <w:sz w:val="21"/>
+                      <w:sz w:val="22"/>
                       <w:szCs w:val="21"/>
                     </w:rPr>
                     <w:t xml:space="preserve">146 cm²</w:t>
@@ -5298,25 +5310,25 @@
                       <w:rFonts w:ascii="Avenir Next" w:hAnsi="Avenir Next" w:cs="Avenir Next" w:eastAsia="Avenir Next"/>
                       <w:b/>
                       <w:color w:val="003A70"/>
+                      <w:sz w:val="22"/>
+                      <w:szCs w:val="21"/>
+                    </w:rPr>
+                    <w:t xml:space="preserve">A</w:t>
+                  </w:r>
+                  <w:r>
+                    <w:rPr>
+                      <w:rFonts w:ascii="Avenir Next" w:hAnsi="Avenir Next" w:cs="Avenir Next" w:eastAsia="Avenir Next"/>
+                      <w:color w:val="1A1A1A"/>
                       <w:sz w:val="21"/>
                       <w:szCs w:val="21"/>
                     </w:rPr>
-                    <w:t xml:space="preserve">A</w:t>
-                  </w:r>
-                  <w:r>
-                    <w:rPr>
-                      <w:rFonts w:ascii="Avenir Next" w:hAnsi="Avenir Next" w:cs="Avenir Next" w:eastAsia="Avenir Next"/>
-                      <w:color w:val="1A1A1A"/>
-                      <w:sz w:val="21"/>
-                      <w:szCs w:val="21"/>
-                    </w:rPr>
                     <w:tab/>
                   </w:r>
                   <w:r>
                     <w:rPr>
                       <w:rFonts w:ascii="Avenir Next" w:hAnsi="Avenir Next" w:cs="Avenir Next" w:eastAsia="Avenir Next"/>
                       <w:color w:val="1A1A1A"/>
-                      <w:sz w:val="21"/>
+                      <w:sz w:val="22"/>
                       <w:szCs w:val="21"/>
                     </w:rPr>
                     <w:t xml:space="preserve">24 cm²</w:t>
@@ -5341,25 +5353,25 @@
                       <w:rFonts w:ascii="Avenir Next" w:hAnsi="Avenir Next" w:cs="Avenir Next" w:eastAsia="Avenir Next"/>
                       <w:b/>
                       <w:color w:val="003A70"/>
+                      <w:sz w:val="22"/>
+                      <w:szCs w:val="21"/>
+                    </w:rPr>
+                    <w:t xml:space="preserve">B</w:t>
+                  </w:r>
+                  <w:r>
+                    <w:rPr>
+                      <w:rFonts w:ascii="Avenir Next" w:hAnsi="Avenir Next" w:cs="Avenir Next" w:eastAsia="Avenir Next"/>
+                      <w:color w:val="1A1A1A"/>
                       <w:sz w:val="21"/>
                       <w:szCs w:val="21"/>
                     </w:rPr>
-                    <w:t xml:space="preserve">B</w:t>
-                  </w:r>
-                  <w:r>
-                    <w:rPr>
-                      <w:rFonts w:ascii="Avenir Next" w:hAnsi="Avenir Next" w:cs="Avenir Next" w:eastAsia="Avenir Next"/>
-                      <w:color w:val="1A1A1A"/>
-                      <w:sz w:val="21"/>
-                      <w:szCs w:val="21"/>
-                    </w:rPr>
                     <w:tab/>
                   </w:r>
                   <w:r>
                     <w:rPr>
                       <w:rFonts w:ascii="Avenir Next" w:hAnsi="Avenir Next" w:cs="Avenir Next" w:eastAsia="Avenir Next"/>
                       <w:color w:val="1A1A1A"/>
-                      <w:sz w:val="21"/>
+                      <w:sz w:val="22"/>
                       <w:szCs w:val="21"/>
                     </w:rPr>
                     <w:t xml:space="preserve">192 cm²</w:t>
@@ -5384,25 +5396,25 @@
                       <w:rFonts w:ascii="Avenir Next" w:hAnsi="Avenir Next" w:cs="Avenir Next" w:eastAsia="Avenir Next"/>
                       <w:b/>
                       <w:color w:val="003A70"/>
+                      <w:sz w:val="22"/>
+                      <w:szCs w:val="21"/>
+                    </w:rPr>
+                    <w:t xml:space="preserve">C</w:t>
+                  </w:r>
+                  <w:r>
+                    <w:rPr>
+                      <w:rFonts w:ascii="Avenir Next" w:hAnsi="Avenir Next" w:cs="Avenir Next" w:eastAsia="Avenir Next"/>
+                      <w:color w:val="1A1A1A"/>
                       <w:sz w:val="21"/>
                       <w:szCs w:val="21"/>
                     </w:rPr>
-                    <w:t xml:space="preserve">C</w:t>
-                  </w:r>
-                  <w:r>
-                    <w:rPr>
-                      <w:rFonts w:ascii="Avenir Next" w:hAnsi="Avenir Next" w:cs="Avenir Next" w:eastAsia="Avenir Next"/>
-                      <w:color w:val="1A1A1A"/>
-                      <w:sz w:val="21"/>
-                      <w:szCs w:val="21"/>
-                    </w:rPr>
                     <w:tab/>
                   </w:r>
                   <w:r>
                     <w:rPr>
                       <w:rFonts w:ascii="Avenir Next" w:hAnsi="Avenir Next" w:cs="Avenir Next" w:eastAsia="Avenir Next"/>
                       <w:color w:val="1A1A1A"/>
-                      <w:sz w:val="21"/>
+                      <w:sz w:val="22"/>
                       <w:szCs w:val="21"/>
                     </w:rPr>
                     <w:t xml:space="preserve">240 cm²</w:t>
@@ -5427,25 +5439,25 @@
                       <w:rFonts w:ascii="Avenir Next" w:hAnsi="Avenir Next" w:cs="Avenir Next" w:eastAsia="Avenir Next"/>
                       <w:b/>
                       <w:color w:val="003A70"/>
+                      <w:sz w:val="22"/>
+                      <w:szCs w:val="21"/>
+                    </w:rPr>
+                    <w:t xml:space="preserve">D</w:t>
+                  </w:r>
+                  <w:r>
+                    <w:rPr>
+                      <w:rFonts w:ascii="Avenir Next" w:hAnsi="Avenir Next" w:cs="Avenir Next" w:eastAsia="Avenir Next"/>
+                      <w:color w:val="1A1A1A"/>
                       <w:sz w:val="21"/>
                       <w:szCs w:val="21"/>
                     </w:rPr>
-                    <w:t xml:space="preserve">D</w:t>
-                  </w:r>
-                  <w:r>
-                    <w:rPr>
-                      <w:rFonts w:ascii="Avenir Next" w:hAnsi="Avenir Next" w:cs="Avenir Next" w:eastAsia="Avenir Next"/>
-                      <w:color w:val="1A1A1A"/>
-                      <w:sz w:val="21"/>
-                      <w:szCs w:val="21"/>
-                    </w:rPr>
                     <w:tab/>
                   </w:r>
                   <w:r>
                     <w:rPr>
                       <w:rFonts w:ascii="Avenir Next" w:hAnsi="Avenir Next" w:cs="Avenir Next" w:eastAsia="Avenir Next"/>
                       <w:color w:val="1A1A1A"/>
-                      <w:sz w:val="21"/>
+                      <w:sz w:val="22"/>
                       <w:szCs w:val="21"/>
                     </w:rPr>
                     <w:t xml:space="preserve">480 cm²</w:t>
@@ -5511,6 +5523,7 @@
           </w:tcPr>
           <w:p>
             <w:pPr>
+              <w:pStyle w:val="Heading2"/>
               <w:spacing w:before="0" w:after="0" w:line="240" w:lineRule="auto"/>
             </w:pPr>
             <w:r>
@@ -5548,7 +5561,7 @@
               <w:rPr>
                 <w:rFonts w:ascii="Avenir Next" w:hAnsi="Avenir Next" w:cs="Avenir Next" w:eastAsia="Avenir Next"/>
                 <w:color w:val="1A1A1A"/>
-                <w:sz w:val="17"/>
+                <w:sz w:val="22"/>
                 <w:szCs w:val="17"/>
               </w:rPr>
               <w:t xml:space="preserve">  I can do this on my own</w:t>
@@ -5577,7 +5590,7 @@
               <w:rPr>
                 <w:rFonts w:ascii="Avenir Next" w:hAnsi="Avenir Next" w:cs="Avenir Next" w:eastAsia="Avenir Next"/>
                 <w:color w:val="1A1A1A"/>
-                <w:sz w:val="17"/>
+                <w:sz w:val="22"/>
                 <w:szCs w:val="17"/>
               </w:rPr>
               <w:t xml:space="preserve">  I need a little help</w:t>
@@ -5606,7 +5619,7 @@
               <w:rPr>
                 <w:rFonts w:ascii="Avenir Next" w:hAnsi="Avenir Next" w:cs="Avenir Next" w:eastAsia="Avenir Next"/>
                 <w:color w:val="1A1A1A"/>
-                <w:sz w:val="17"/>
+                <w:sz w:val="22"/>
                 <w:szCs w:val="17"/>
               </w:rPr>
               <w:t xml:space="preserve">  I have a question about #</w:t>
@@ -5713,7 +5726,106 @@
               <w:sz w:val="15"/>
               <w:szCs w:val="15"/>
             </w:rPr>
-            <w:t xml:space="preserve">Lesson 5-7  ·  Homework Packet  ·  Level 1</w:t>
+            <w:t xml:space="preserve">5-7 · Page </w:t>
+          </w:r>
+          <w:r>
+            <w:rPr>
+              <w:rFonts w:ascii="Avenir Next" w:hAnsi="Avenir Next" w:cs="Avenir Next" w:eastAsia="Avenir Next"/>
+              <w:color w:val="5A5F66"/>
+              <w:sz w:val="15"/>
+              <w:szCs w:val="15"/>
+            </w:rPr>
+            <w:fldChar w:fldCharType="begin"/>
+          </w:r>
+          <w:r>
+            <w:rPr>
+              <w:rFonts w:ascii="Avenir Next" w:hAnsi="Avenir Next" w:cs="Avenir Next" w:eastAsia="Avenir Next"/>
+              <w:color w:val="5A5F66"/>
+              <w:sz w:val="15"/>
+              <w:szCs w:val="15"/>
+            </w:rPr>
+            <w:instrText xml:space="preserve"> PAGE </w:instrText>
+          </w:r>
+          <w:r>
+            <w:rPr>
+              <w:rFonts w:ascii="Avenir Next" w:hAnsi="Avenir Next" w:cs="Avenir Next" w:eastAsia="Avenir Next"/>
+              <w:color w:val="5A5F66"/>
+              <w:sz w:val="15"/>
+              <w:szCs w:val="15"/>
+            </w:rPr>
+            <w:fldChar w:fldCharType="separate"/>
+          </w:r>
+          <w:r>
+            <w:rPr>
+              <w:rFonts w:ascii="Avenir Next" w:hAnsi="Avenir Next" w:cs="Avenir Next" w:eastAsia="Avenir Next"/>
+              <w:color w:val="5A5F66"/>
+              <w:sz w:val="15"/>
+              <w:szCs w:val="15"/>
+            </w:rPr>
+            <w:t xml:space="preserve">1</w:t>
+          </w:r>
+          <w:r>
+            <w:rPr>
+              <w:rFonts w:ascii="Avenir Next" w:hAnsi="Avenir Next" w:cs="Avenir Next" w:eastAsia="Avenir Next"/>
+              <w:color w:val="5A5F66"/>
+              <w:sz w:val="15"/>
+              <w:szCs w:val="15"/>
+            </w:rPr>
+            <w:fldChar w:fldCharType="end"/>
+          </w:r>
+          <w:r>
+            <w:rPr>
+              <w:rFonts w:ascii="Avenir Next" w:hAnsi="Avenir Next" w:cs="Avenir Next" w:eastAsia="Avenir Next"/>
+              <w:color w:val="5A5F66"/>
+              <w:sz w:val="15"/>
+              <w:szCs w:val="15"/>
+            </w:rPr>
+            <w:t xml:space="preserve"> of </w:t>
+          </w:r>
+          <w:r>
+            <w:rPr>
+              <w:rFonts w:ascii="Avenir Next" w:hAnsi="Avenir Next" w:cs="Avenir Next" w:eastAsia="Avenir Next"/>
+              <w:color w:val="5A5F66"/>
+              <w:sz w:val="15"/>
+              <w:szCs w:val="15"/>
+            </w:rPr>
+            <w:fldChar w:fldCharType="begin"/>
+          </w:r>
+          <w:r>
+            <w:rPr>
+              <w:rFonts w:ascii="Avenir Next" w:hAnsi="Avenir Next" w:cs="Avenir Next" w:eastAsia="Avenir Next"/>
+              <w:color w:val="5A5F66"/>
+              <w:sz w:val="15"/>
+              <w:szCs w:val="15"/>
+            </w:rPr>
+            <w:instrText xml:space="preserve"> NUMPAGES </w:instrText>
+          </w:r>
+          <w:r>
+            <w:rPr>
+              <w:rFonts w:ascii="Avenir Next" w:hAnsi="Avenir Next" w:cs="Avenir Next" w:eastAsia="Avenir Next"/>
+              <w:color w:val="5A5F66"/>
+              <w:sz w:val="15"/>
+              <w:szCs w:val="15"/>
+            </w:rPr>
+            <w:fldChar w:fldCharType="separate"/>
+          </w:r>
+          <w:r>
+            <w:rPr>
+              <w:rFonts w:ascii="Avenir Next" w:hAnsi="Avenir Next" w:cs="Avenir Next" w:eastAsia="Avenir Next"/>
+              <w:color w:val="5A5F66"/>
+              <w:sz w:val="15"/>
+              <w:szCs w:val="15"/>
+            </w:rPr>
+            <w:t xml:space="preserve">1</w:t>
+          </w:r>
+          <w:r>
+            <w:rPr>
+              <w:rFonts w:ascii="Avenir Next" w:hAnsi="Avenir Next" w:cs="Avenir Next" w:eastAsia="Avenir Next"/>
+              <w:color w:val="5A5F66"/>
+              <w:sz w:val="15"/>
+              <w:szCs w:val="15"/>
+            </w:rPr>
+            <w:fldChar w:fldCharType="end"/>
           </w:r>
         </w:p>
       </w:tc>
@@ -5756,5 +5868,23 @@
       </w:tblCellMar>
     </w:tblPr>
   </w:style>
+  <w:style w:type="paragraph" w:styleId="Heading1">
+    <w:name w:val="heading 1"/>
+    <w:basedOn w:val="Normal"/>
+    <w:pPr>
+      <w:outlineLvl w:val="0"/>
+      <w:keepNext w:val="0"/>
+      <w:keepLines w:val="0"/>
+    </w:pPr>
+  </w:style>
+  <w:style w:type="paragraph" w:styleId="Heading2">
+    <w:name w:val="heading 2"/>
+    <w:basedOn w:val="Normal"/>
+    <w:pPr>
+      <w:outlineLvl w:val="1"/>
+      <w:keepNext w:val="0"/>
+      <w:keepLines w:val="0"/>
+    </w:pPr>
+  </w:style>
 </w:styles>
 </file>